--- a/Volume 1/Chapter 04 - Databases/SPA_Vol1_Ch4_Lesson4_1a_Database_Concepts_Extended.docx
+++ b/Volume 1/Chapter 04 - Databases/SPA_Vol1_Ch4_Lesson4_1a_Database_Concepts_Extended.docx
@@ -766,9 +766,129 @@
     </w:p>
     <w:p>
       <w:pPr>
+        <w:keepNext/>
+      </w:pPr>
+      <w:r>
+        <w:t>Next, let the tools create the Rust and Solidity project files, as in Lesson 4.0a. Remember, Cargo.toml describes the project: cargo init names it list_databases, and cargo add pins the mysql crate at exactly 28.0.3. The Connector Setup below deletes the starter src\main.rs after cargo fetch, because each program is its own file in src\bin. Remember, forge init makes the Solidity project; --empty leaves out the sample files, and --force lets it run in the folder you just made.</w:t>
+      </w:r>
+    </w:p>
+    <w:p>
+      <w:pPr>
+        <w:keepNext/>
+      </w:pPr>
+    </w:p>
+    <w:p>
+      <w:pPr>
+        <w:pStyle w:val="CommandBlock"/>
+        <w:keepNext/>
+      </w:pPr>
+      <w:r>
+        <w:t>cargo init .\rust --name list_databases --vcs none</w:t>
+      </w:r>
+    </w:p>
+    <w:p>
+      <w:pPr>
+        <w:pStyle w:val="CommandBlock"/>
+        <w:keepNext/>
+      </w:pPr>
+      <w:r>
+        <w:t>cargo add --manifest-path .\rust\Cargo.toml mysql@=28.0.3</w:t>
+      </w:r>
+    </w:p>
+    <w:p>
+      <w:pPr>
+        <w:pStyle w:val="CommandBlock"/>
+      </w:pPr>
+      <w:r>
+        <w:t>forge init .\solidity --empty --no-git --offline --force</w:t>
+      </w:r>
+    </w:p>
+    <w:p>
+      <w:pPr>
+        <w:keepNext/>
+      </w:pPr>
+    </w:p>
+    <w:p>
+      <w:r>
+        <w:t>Then type the Solidity project's settings file, foundry.toml; these scripts read and write no files, so it allows none. As in Chapter 1, notepad .\solidity\foundry.toml opens the file forge init wrote: replace its text with the file below, save it with Ctrl+S, and close Notepad.</w:t>
+      </w:r>
+    </w:p>
+    <w:p>
+      <w:pPr>
+        <w:keepNext/>
+      </w:pPr>
+    </w:p>
+    <w:p>
+      <w:pPr>
         <w:pStyle w:val="Heading3"/>
       </w:pPr>
       <w:r>
+        <w:t>solidity/foundry.toml</w:t>
+      </w:r>
+    </w:p>
+    <w:p>
+      <w:pPr>
+        <w:pStyle w:val="SourceCode"/>
+        <w:keepNext/>
+      </w:pPr>
+      <w:r>
+        <w:t>[profile.default]</w:t>
+      </w:r>
+    </w:p>
+    <w:p>
+      <w:pPr>
+        <w:pStyle w:val="SourceCode"/>
+        <w:keepNext/>
+      </w:pPr>
+      <w:r>
+        <w:t># The scripts in script/ are the only Solidity sources in this project.</w:t>
+      </w:r>
+    </w:p>
+    <w:p>
+      <w:pPr>
+        <w:pStyle w:val="SourceCode"/>
+        <w:keepNext/>
+      </w:pPr>
+      <w:r>
+        <w:t>src = "script"</w:t>
+      </w:r>
+    </w:p>
+    <w:p>
+      <w:pPr>
+        <w:pStyle w:val="SourceCode"/>
+        <w:keepNext/>
+      </w:pPr>
+      <w:r>
+        <w:t># forge install puts forge-std in lib/.</w:t>
+      </w:r>
+    </w:p>
+    <w:p>
+      <w:pPr>
+        <w:pStyle w:val="SourceCode"/>
+        <w:keepNext/>
+      </w:pPr>
+      <w:r>
+        <w:t>libs = ["lib"]</w:t>
+      </w:r>
+    </w:p>
+    <w:p>
+      <w:pPr>
+        <w:pStyle w:val="SourceCode"/>
+      </w:pPr>
+      <w:r>
+        <w:t># The scripts read and write no files, so no fs_permissions are needed.</w:t>
+      </w:r>
+    </w:p>
+    <w:p>
+      <w:pPr>
+        <w:keepNext/>
+      </w:pPr>
+    </w:p>
+    <w:p>
+      <w:pPr>
+        <w:pStyle w:val="Heading3"/>
+      </w:pPr>
+      <w:r>
         <w:t>Linux or macOS Project Setup</w:t>
       </w:r>
     </w:p>
@@ -817,8 +937,62 @@
       </w:pPr>
     </w:p>
     <w:p>
-      <w:r>
-        <w:t>Save each source and supporting file from this lesson into the matching path in the project layout. As in Chapter 1, notepad .\rust\Cargo.toml creates and opens one: choose Yes, type the file, save it with Ctrl+S, and close Notepad (on Linux or macOS, nano ./rust/Cargo.toml: type the file, then save and close it with Ctrl+O, Enter, then Ctrl+X). The Linux commands leave out the assembly folder, because Linux Assembly is deferred.</w:t>
+      <w:pPr>
+        <w:keepNext/>
+      </w:pPr>
+      <w:r>
+        <w:t>Then create the Rust and Solidity project files with the same commands as on Windows.</w:t>
+      </w:r>
+    </w:p>
+    <w:p>
+      <w:pPr>
+        <w:keepNext/>
+      </w:pPr>
+    </w:p>
+    <w:p>
+      <w:pPr>
+        <w:pStyle w:val="CommandBlock"/>
+        <w:keepNext/>
+      </w:pPr>
+      <w:r>
+        <w:t>cargo init ./rust --name list_databases --vcs none</w:t>
+      </w:r>
+    </w:p>
+    <w:p>
+      <w:pPr>
+        <w:pStyle w:val="CommandBlock"/>
+        <w:keepNext/>
+      </w:pPr>
+      <w:r>
+        <w:t>cargo add --manifest-path ./rust/Cargo.toml mysql@=28.0.3</w:t>
+      </w:r>
+    </w:p>
+    <w:p>
+      <w:pPr>
+        <w:pStyle w:val="CommandBlock"/>
+      </w:pPr>
+      <w:r>
+        <w:t>forge init ./solidity --empty --no-git --offline --force</w:t>
+      </w:r>
+    </w:p>
+    <w:p>
+      <w:pPr>
+        <w:keepNext/>
+      </w:pPr>
+    </w:p>
+    <w:p>
+      <w:r>
+        <w:t>Type solidity/foundry.toml exactly as shown in the Windows setup.</w:t>
+      </w:r>
+    </w:p>
+    <w:p>
+      <w:pPr>
+        <w:keepNext/>
+      </w:pPr>
+    </w:p>
+    <w:p>
+      <w:r>
+        <w:t>You save each source file in its language's section below, as each is shown. As in Chapter 1, notepad .\rust\src\bin\basic_list_databases.rs creates and opens one: choose Yes, type the file, save it with Ctrl+S, and close Notepad (on Linux or macOS, nano ./rust/src/bin/basic_list_databases.rs: type the file, then save and close it with Ctrl+O, Enter, then Ctrl+X). The Linux commands leave out the assembly folder, because Linux Assembly is deferred.</w:t>
       </w:r>
     </w:p>
     <w:p>
@@ -899,6 +1073,15 @@
         <w:keepNext/>
       </w:pPr>
       <w:r>
+        <w:t>Remove-Item .\rust\src\main.rs</w:t>
+      </w:r>
+    </w:p>
+    <w:p>
+      <w:pPr>
+        <w:pStyle w:val="CommandBlock"/>
+        <w:keepNext/>
+      </w:pPr>
+      <w:r>
         <w:t>curl.exe -fsSL -o .\vendor\mysql-1.9.0.tar `</w:t>
       </w:r>
     </w:p>
@@ -965,6 +1148,15 @@
         <w:keepNext/>
       </w:pPr>
       <w:r>
+        <w:t>rm ./rust/src/main.rs</w:t>
+      </w:r>
+    </w:p>
+    <w:p>
+      <w:pPr>
+        <w:pStyle w:val="CommandBlock"/>
+        <w:keepNext/>
+      </w:pPr>
+      <w:r>
         <w:t>curl -fsSL -o ./vendor/mysql-1.9.0.tar \</w:t>
       </w:r>
     </w:p>
@@ -9812,7 +10004,7 @@
     </w:p>
     <w:p>
       <w:r>
-        <w:t>These files are Lesson 4.0a's, with this lesson's names. Cargo.toml names the Rust project list_databases and pins the mysql crate at exactly 28.0.3. foundry.toml is the Solidity project's settings file; these scripts read and write no files, so it allows none.</w:t>
+        <w:t>This is the file the setup commands wrote, shown here so you can check yours. Cargo.toml names the Rust project list_databases and pins the mysql crate at exactly 28.0.3. Yours has no comment lines, and its blank lines may differ; the comments here explain each part.</w:t>
       </w:r>
     </w:p>
     <w:p>
@@ -9923,77 +10115,6 @@
       </w:pPr>
       <w:r>
         <w:t>mysql = "=28.0.3"</w:t>
-      </w:r>
-    </w:p>
-    <w:p>
-      <w:pPr>
-        <w:keepNext/>
-      </w:pPr>
-    </w:p>
-    <w:p>
-      <w:pPr>
-        <w:keepNext/>
-      </w:pPr>
-    </w:p>
-    <w:p>
-      <w:pPr>
-        <w:pStyle w:val="Heading2"/>
-      </w:pPr>
-      <w:r>
-        <w:t>solidity/foundry.toml</w:t>
-      </w:r>
-    </w:p>
-    <w:p>
-      <w:pPr>
-        <w:pStyle w:val="SourceCode"/>
-        <w:keepNext/>
-      </w:pPr>
-      <w:r>
-        <w:t>[profile.default]</w:t>
-      </w:r>
-    </w:p>
-    <w:p>
-      <w:pPr>
-        <w:pStyle w:val="SourceCode"/>
-        <w:keepNext/>
-      </w:pPr>
-      <w:r>
-        <w:t># The scripts in script/ are the only Solidity sources in this project.</w:t>
-      </w:r>
-    </w:p>
-    <w:p>
-      <w:pPr>
-        <w:pStyle w:val="SourceCode"/>
-        <w:keepNext/>
-      </w:pPr>
-      <w:r>
-        <w:t>src = "script"</w:t>
-      </w:r>
-    </w:p>
-    <w:p>
-      <w:pPr>
-        <w:pStyle w:val="SourceCode"/>
-        <w:keepNext/>
-      </w:pPr>
-      <w:r>
-        <w:t># forge install puts forge-std in lib/.</w:t>
-      </w:r>
-    </w:p>
-    <w:p>
-      <w:pPr>
-        <w:pStyle w:val="SourceCode"/>
-        <w:keepNext/>
-      </w:pPr>
-      <w:r>
-        <w:t>libs = ["lib"]</w:t>
-      </w:r>
-    </w:p>
-    <w:p>
-      <w:pPr>
-        <w:pStyle w:val="SourceCode"/>
-      </w:pPr>
-      <w:r>
-        <w:t># The scripts read and write no files, so no fs_permissions are needed.</w:t>
       </w:r>
     </w:p>
     <w:p>
@@ -11102,31 +11223,31 @@
       </w:rPr>
     </w:lvl>
   </w:abstractNum>
-  <w:num w:numId="1" w16cid:durableId="1200364491">
+  <w:num w:numId="1" w16cid:durableId="882597663">
     <w:abstractNumId w:val="8"/>
   </w:num>
-  <w:num w:numId="2" w16cid:durableId="1779913877">
+  <w:num w:numId="2" w16cid:durableId="817767313">
     <w:abstractNumId w:val="6"/>
   </w:num>
-  <w:num w:numId="3" w16cid:durableId="409742575">
+  <w:num w:numId="3" w16cid:durableId="1085688071">
     <w:abstractNumId w:val="5"/>
   </w:num>
-  <w:num w:numId="4" w16cid:durableId="1267227367">
+  <w:num w:numId="4" w16cid:durableId="1615094487">
     <w:abstractNumId w:val="4"/>
   </w:num>
-  <w:num w:numId="5" w16cid:durableId="1341351514">
+  <w:num w:numId="5" w16cid:durableId="1523284491">
     <w:abstractNumId w:val="7"/>
   </w:num>
-  <w:num w:numId="6" w16cid:durableId="618102696">
+  <w:num w:numId="6" w16cid:durableId="644548551">
     <w:abstractNumId w:val="3"/>
   </w:num>
-  <w:num w:numId="7" w16cid:durableId="262880791">
+  <w:num w:numId="7" w16cid:durableId="1842042629">
     <w:abstractNumId w:val="2"/>
   </w:num>
-  <w:num w:numId="8" w16cid:durableId="1383821482">
+  <w:num w:numId="8" w16cid:durableId="1349678927">
     <w:abstractNumId w:val="1"/>
   </w:num>
-  <w:num w:numId="9" w16cid:durableId="1246574138">
+  <w:num w:numId="9" w16cid:durableId="1620337321">
     <w:abstractNumId w:val="0"/>
   </w:num>
 </w:numbering>

--- a/Volume 1/Chapter 04 - Databases/SPA_Vol1_Ch4_Lesson4_1a_Database_Concepts_Extended.docx
+++ b/Volume 1/Chapter 04 - Databases/SPA_Vol1_Ch4_Lesson4_1a_Database_Concepts_Extended.docx
@@ -95,10 +95,7 @@
     </w:p>
     <w:p>
       <w:r>
-        <w:t>Lesson 4.1 explains why programs keep shared data in a database server rather than in a file, and names the parts of a database. Every later lesson in this chapter sends a query and reads rows, so the loop that reads an answer row by row is the piece all of them build on. These four languages show how differently that loop looks: in Assembly a row is an array of text addresses, in Rust a typed value in a Vec, in Erlang a list inside a list. Solidity shows a different kind of storage altogether: a contract's</w:t>
-      </w:r>
-      <w:r>
-        <w:t xml:space="preserve"> data lives on the chain, with no tables, no SQL, and no way to list most of it. Read Lesson 4.1 first: this companion uses its vocabulary and does not repeat its explanations in full.</w:t>
+        <w:t>Lesson 4.1 explains why programs keep shared data in a database server rather than in a file, and names the parts of a database. Every later lesson in this chapter sends a query and reads rows, so the loop that reads an answer row by row is the piece all of them build on. These four languages show how differently that loop looks: in Assembly a row is an array of text addresses, in Rust a typed value in a Vec, in Erlang a list inside a list. Solidity shows a different kind of storage altogether: a contract's data lives on the chain, with no tables, no SQL, and no way to list most of it. Read Lesson 4.1 first: this companion uses its vocabulary and does not repeat its explanations in full.</w:t>
       </w:r>
     </w:p>
     <w:p>
@@ -231,10 +228,7 @@
         <w:pStyle w:val="ListBullet"/>
       </w:pPr>
       <w:r>
-        <w:t>A contract has no database, and nothing in this lesson's vocabulary maps onto it exactly. Its data is its state variables, kept in storage on the chain (Lesson 4.0a). The nearest thing to a table is a mapping from a key to a struct, such as mapping(uint256 =&gt; Contact): the key plays the part of the primary key, naming one entry, and the struct's fields play the part of the columns. But remember, a mapping cannot be counted or listed (Lesson 2.8a): it does not know which keys it holds, so a contract that mus</w:t>
-      </w:r>
-      <w:r>
-        <w:t>t list its entries keeps an array of keys beside it. There is no SHOW, no SELECT, and no schema to ask about: a contract finds an entry only by its key, or by a loop it writes itself.</w:t>
+        <w:t>A contract has no database, and nothing in this lesson's vocabulary maps onto it exactly. Its data is its state variables, kept in storage on the chain (Lesson 4.0a). The nearest thing to a table is a mapping from a key to a struct, such as mapping(uint256 =&gt; Contact): the key plays the part of the primary key, naming one entry, and the struct's fields play the part of the columns. But remember, a mapping cannot be counted or listed (Lesson 2.8a): it does not know which keys it holds, so a contract that must list its entries keeps an array of keys beside it. There is no SHOW, no SELECT, and no schema to ask about: a contract finds an entry only by its key, or by a loop it writes itself.</w:t>
       </w:r>
     </w:p>
     <w:p>
@@ -1474,10 +1468,7 @@
     </w:p>
     <w:p>
       <w:r>
-        <w:t>Start with the most direct version: main reads SPA_DB_PASSWORD, connects with Lesson 4.0a's mysql_init and mysql_real_connect, sends SHOW DATABASES with mysql_query, fetches the answer with mysql_store_result, and prints one line for each row that mysql_fetch_row returns. Then it frees the rows and closes the connection. The connection lines are Lesson 4.0a's, so their comments are short reminders; the loop that reads the rows is explained in full. Like Lesson 4.0a's Basic version, it checks SPA_DB_PASSWORD</w:t>
-      </w:r>
-      <w:r>
-        <w:t xml:space="preserve"> and the connection, and trusts every step after that; the Production-Minded version checks them.</w:t>
+        <w:t>Start with the most direct version: main reads SPA_DB_PASSWORD, connects with Lesson 4.0a's mysql_init and mysql_real_connect, sends SHOW DATABASES with mysql_query, fetches the answer with mysql_store_result, and prints one line for each row that mysql_fetch_row returns. Then it frees the rows and closes the connection. The connection lines are Lesson 4.0a's, so their comments are short reminders; the loop that reads the rows is explained in full. Like Lesson 4.0a's Basic version, it checks SPA_DB_PASSWORD and the connection, and trusts every step after that; the Production-Minded version checks them.</w:t>
       </w:r>
     </w:p>
     <w:p>
@@ -5072,10 +5063,7 @@
     </w:p>
     <w:p>
       <w:r>
-        <w:t>Start with the most direct version: main reads SPA_DB_PASSWORD, connects with Lesson 4.0a's OptsBuilder and Conn::new, reads every row of SHOW DATABASES into a Vec&lt;String&gt; with query, and prints one line for each item with a for loop. The connection lines are Lesson 4.0a's, so their comments are short reminders; the lines that read the rows are explained in full. Like Lesson 4.0a's Basic version, it checks SPA_DB_PASSWORD and trusts every step after that with unwrap; the Production-Minded version checks the</w:t>
-      </w:r>
-      <w:r>
-        <w:t>m.</w:t>
+        <w:t>Start with the most direct version: main reads SPA_DB_PASSWORD, connects with Lesson 4.0a's OptsBuilder and Conn::new, reads every row of SHOW DATABASES into a Vec&lt;String&gt; with query, and prints one line for each item with a for loop. The connection lines are Lesson 4.0a's, so their comments are short reminders; the lines that read the rows are explained in full. Like Lesson 4.0a's Basic version, it checks SPA_DB_PASSWORD and trusts every step after that with unwrap; the Production-Minded version checks them.</w:t>
       </w:r>
     </w:p>
     <w:p>
@@ -6539,10 +6527,7 @@
     </w:p>
     <w:p>
       <w:r>
-        <w:t>Start with the most direct version: main reads SPA_DB_PASSWORD, check_connector makes sure the connector is there, and list_databases connects with Lesson 4.0a's mysql:start_link, sends SHOW DATABASES with mysql:query, prints one line for each row with lists:foreach, and closes the connection with mysql:stop. The connection lines are Lesson 4.0a's, so their comments are short reminders; the lines that read the rows are explained in full. Like Lesson 4.0a's Basic version, it checks SPA_DB_PASSWORD and trusts</w:t>
-      </w:r>
-      <w:r>
-        <w:t xml:space="preserve"> every step after that; the Production-Minded version checks them.</w:t>
+        <w:t>Start with the most direct version: main reads SPA_DB_PASSWORD, check_connector makes sure the connector is there, and list_databases connects with Lesson 4.0a's mysql:start_link, sends SHOW DATABASES with mysql:query, prints one line for each row with lists:foreach, and closes the connection with mysql:stop. The connection lines are Lesson 4.0a's, so their comments are short reminders; the lines that read the rows are explained in full. Like Lesson 4.0a's Basic version, it checks SPA_DB_PASSWORD and trusts every step after that; the Production-Minded version checks them.</w:t>
       </w:r>
     </w:p>
     <w:p>
@@ -8482,10 +8467,7 @@
     </w:p>
     <w:p>
       <w:r>
-        <w:t>Both versions read SPA_DB_PASSWORD, connect to 127.0.0.1:3306 as devuser with Lesson 4.0a's code, send SHOW DATABASES, print one line per row, and close the connection. The Basic version does it all in list_databases and trusts every step after the connection. The Production-Minded version connects through Lesson 4.0a's connect_server, keeps the listing in list_databases, reports a failed connection or a refused statement in Lesson 2.11a's style, and closes the connection with its cleanup form even after an</w:t>
-      </w:r>
-      <w:r>
-        <w:t xml:space="preserve"> error.</w:t>
+        <w:t>Both versions read SPA_DB_PASSWORD, connect to 127.0.0.1:3306 as devuser with Lesson 4.0a's code, send SHOW DATABASES, print one line per row, and close the connection. The Basic version does it all in list_databases and trusts every step after the connection. The Production-Minded version connects through Lesson 4.0a's connect_server, keeps the listing in list_databases, reports a failed connection or a refused statement in Lesson 2.11a's style, and closes the connection with its cleanup form even after an error.</w:t>
       </w:r>
     </w:p>
     <w:p>
@@ -8513,10 +8495,7 @@
     </w:p>
     <w:p>
       <w:r>
-        <w:t>Solidity has no database, so nothing in this section sends SQL, and nothing pretends to. As the Concept section explains, a contract keeps its data in storage, and the nearest thing it has to a table, a mapping, cannot even be listed. What can be listed is a chain node's answer: a forge script, which runs in forge on your computer rather than on a chain, connects to anvil with Lesson 4.0a's code and asks it for the accounts it holds keys for, with eth_accounts. The answer holds several addresses, and the sc</w:t>
-      </w:r>
-      <w:r>
-        <w:t>ript reads them one at a time, as the other languages read rows.</w:t>
+        <w:t>Solidity has no database, so nothing in this section sends SQL, and nothing pretends to. As the Concept section explains, a contract keeps its data in storage, and the nearest thing it has to a table, a mapping, cannot even be listed. What can be listed is a chain node's answer: a forge script, which runs in forge on your computer rather than on a chain, connects to anvil with Lesson 4.0a's code and asks it for the accounts it holds keys for, with eth_accounts. The answer holds several addresses, and the script reads them one at a time, as the other languages read rows.</w:t>
       </w:r>
     </w:p>
     <w:p>
@@ -10453,10 +10432,7 @@
     </w:p>
     <w:p>
       <w:r>
-        <w:t>The Chapter 4 project, the Database-Backed Contact Manager, keeps its contacts as rows of a contacts table in its own database, spa_contacts, with id as the primary key, and its list command prints them the way this lesson prints databases: one query, then a loop over the rows. In Assembly, Rust, and Erlang this lesson's two pieces go into it unchanged: Lesson 4.0a's connect_server, and the row loop of list_databases. Lesson 4.2 connects to that database by name, and Lesson 4.4 creates the table. Solidity c</w:t>
-      </w:r>
-      <w:r>
-        <w:t>annot take part in a MySQL project; its listAccounts is the nearest piece, a loop over a node's answer.</w:t>
+        <w:t>The Chapter 4 project, the Database-Backed Contact Manager, keeps its contacts as rows of a contacts table in its own database, spa_contacts, with id as the primary key, and its list command prints them the way this lesson prints databases: one query, then a loop over the rows. In Assembly, Rust, and Erlang this lesson's two pieces go into it unchanged: Lesson 4.0a's connect_server, and the row loop of list_databases. Lesson 4.2 connects to that database by name, and Lesson 4.4 creates the table. Solidity cannot take part in a MySQL project; its listAccounts is the nearest piece, a loop over a node's answer.</w:t>
       </w:r>
     </w:p>
     <w:p>
@@ -10554,10 +10530,7 @@
     </w:p>
     <w:p>
       <w:r>
-        <w:t>The output must match the Required Exercise Output below, with exit code 0: spa_concepts appears after performance_schema, because MySQL sends the names in alphabetical order. Any other spa_ database on your server appears too, in its alphabetical place; spa_contacts, for example, sorts after spa_concepts. Run the program a second time: the same lines prove it dropped the database. If a run stops between the two statements, the next run reports that spa_concepts already exists (error 1007); remove it with t</w:t>
-      </w:r>
-      <w:r>
-        <w:t>he mysql client, as Lesson 4.0's When a Program Run Fails does for spa_setup_check: set $mysql as in Lesson 4.0, then run &amp; $mysql -u devuser -h 127.0.0.1 -P 3306 -p -e "DROP DATABASE spa_concepts" and type devuser's password (on Linux or macOS, start it with mysql instead of &amp; $mysql).</w:t>
+        <w:t>The output must match the Required Exercise Output below, with exit code 0: spa_concepts appears after performance_schema, because MySQL sends the names in alphabetical order. Any other spa_ database on your server appears too, in its alphabetical place; spa_contacts, for example, sorts after spa_concepts. Run the program a second time: the same lines prove it dropped the database. If a run stops between the two statements, the next run reports that spa_concepts already exists (error 1007); remove it with the mysql client, as Lesson 4.0's When a Program Run Fails does for spa_setup_check: set $mysql as in Lesson 4.0, then run &amp; $mysql -u devuser -h 127.0.0.1 -P 3306 -p -e "DROP DATABASE spa_concepts" and type devuser's password (on Linux or macOS, start it with mysql instead of &amp; $mysql).</w:t>
       </w:r>
     </w:p>
     <w:p>
@@ -10707,10 +10680,7 @@
         <w:pStyle w:val="ListBullet"/>
       </w:pPr>
       <w:r>
-        <w:t>Solidity: a node has no LIKE, so it cannot choose accounts for you. Ask it about one account you name instead: in a new function, send eth_getBalance with the parameters '["0xf39Fd6e51aad88F6F4ce6aB8827279cffFb92266", "latest"]', log Balance of the address and a colon, then log the answer, read with vm.parseJsonUint and vm.toString, indented by two spaces and followed by wei. Call it from run in place of listAccounts. "latest" means the newest block, and the answer is the balance in wei, the smallest unit o</w:t>
-      </w:r>
-      <w:r>
-        <w:t>f ether, as a hex number that vm.parseJsonUint reads; each test account starts with 10,000 ether. Naming an account by its address, its key, is the nearest a node comes to choosing for you.</w:t>
+        <w:t>Solidity: a node has no LIKE, so it cannot choose accounts for you. Ask it about one account you name instead: in a new function, send eth_getBalance with the parameters '["0xf39Fd6e51aad88F6F4ce6aB8827279cffFb92266", "latest"]', log Balance of the address and a colon, then log the answer, read with vm.parseJsonUint and vm.toString, indented by two spaces and followed by wei. Call it from run in place of listAccounts. "latest" means the newest block, and the answer is the balance in wei, the smallest unit of ether, as a hex number that vm.parseJsonUint reads; each test account starts with 10,000 ether. Naming an account by its address, its key, is the nearest a node comes to choosing for you.</w:t>
       </w:r>
     </w:p>
     <w:p>
@@ -11034,10 +11004,7 @@
     </w:p>
     <w:p>
       <w:r>
-        <w:t xml:space="preserve">Assembly, Rust, and Erlang each connected with Lesson 4.0a's code, sent SHOW DATABASES, and read its answer row by row, printing Lesson 4.1's lines word for word: Assembly with mysql_fetch_row until it returned 0, Rust with query into a Vec&lt;String&gt; and a for loop, and Erlang with lists:foreach over a list of rows. Each saw only what devuser's grant allows. Solidity showed the contrast: a contract has storage, not tables, and its mappings cannot be listed, while a forge script read a node's list of accounts </w:t>
-      </w:r>
-      <w:r>
-        <w:t>in the same kind of loop. Lesson 4.2 connects to one database by name.</w:t>
+        <w:t>Assembly, Rust, and Erlang each connected with Lesson 4.0a's code, sent SHOW DATABASES, and read its answer row by row, printing Lesson 4.1's lines word for word: Assembly with mysql_fetch_row until it returned 0, Rust with query into a Vec&lt;String&gt; and a for loop, and Erlang with lists:foreach over a list of rows. Each saw only what devuser's grant allows. Solidity showed the contrast: a contract has storage, not tables, and its mappings cannot be listed, while a forge script read a node's list of accounts in the same kind of loop. Lesson 4.2 connects to one database by name.</w:t>
       </w:r>
     </w:p>
     <w:sectPr>

--- a/Volume 1/Chapter 04 - Databases/SPA_Vol1_Ch4_Lesson4_1a_Database_Concepts_Extended.docx
+++ b/Volume 1/Chapter 04 - Databases/SPA_Vol1_Ch4_Lesson4_1a_Database_Concepts_Extended.docx
@@ -95,7 +95,10 @@
     </w:p>
     <w:p>
       <w:r>
-        <w:t>Lesson 4.1 explains why programs keep shared data in a database server rather than in a file, and names the parts of a database. Every later lesson in this chapter sends a query and reads rows, so the loop that reads an answer row by row is the piece all of them build on. These four languages show how differently that loop looks: in Assembly a row is an array of text addresses, in Rust a typed value in a Vec, in Erlang a list inside a list. Solidity shows a different kind of storage altogether: a contract's data lives on the chain, with no tables, no SQL, and no way to list most of it. Read Lesson 4.1 first: this companion uses its vocabulary and does not repeat its explanations in full.</w:t>
+        <w:t>Lesson 4.1 explains why programs keep shared data in a database server rather than in a file, and names the parts of a database. Every later lesson in this chapter sends a query and reads rows, so the loop that reads an answer row by row is the piece all of them build on. These four languages show how differently that loop looks: in Assembly a row is an array of text addresses, in Rust a typed value in a Vec, in Erlang a list inside a list. Solidity shows a different kind of storage altogether: a contract's</w:t>
+      </w:r>
+      <w:r>
+        <w:t xml:space="preserve"> data lives on the chain, with no tables, no SQL, and no way to list most of it. Read Lesson 4.1 first: this companion uses its vocabulary and does not repeat its explanations in full.</w:t>
       </w:r>
     </w:p>
     <w:p>
@@ -228,7 +231,10 @@
         <w:pStyle w:val="ListBullet"/>
       </w:pPr>
       <w:r>
-        <w:t>A contract has no database, and nothing in this lesson's vocabulary maps onto it exactly. Its data is its state variables, kept in storage on the chain (Lesson 4.0a). The nearest thing to a table is a mapping from a key to a struct, such as mapping(uint256 =&gt; Contact): the key plays the part of the primary key, naming one entry, and the struct's fields play the part of the columns. But remember, a mapping cannot be counted or listed (Lesson 2.8a): it does not know which keys it holds, so a contract that must list its entries keeps an array of keys beside it. There is no SHOW, no SELECT, and no schema to ask about: a contract finds an entry only by its key, or by a loop it writes itself.</w:t>
+        <w:t>A contract has no database, and nothing in this lesson's vocabulary maps onto it exactly. Its data is its state variables, kept in storage on the chain (Lesson 4.0a). The nearest thing to a table is a mapping from a key to a struct, such as mapping(uint256 =&gt; Contact): the key plays the part of the primary key, naming one entry, and the struct's fields play the part of the columns. But remember, a mapping cannot be counted or listed (Lesson 2.8a): it does not know which keys it holds, so a contract that mus</w:t>
+      </w:r>
+      <w:r>
+        <w:t>t list its entries keeps an array of keys beside it. There is no SHOW, no SELECT, and no schema to ask about: a contract finds an entry only by its key, or by a loop it writes itself.</w:t>
       </w:r>
     </w:p>
     <w:p>
@@ -763,7 +769,11 @@
         <w:keepNext/>
       </w:pPr>
       <w:r>
-        <w:t>Next, let the tools create the Rust and Solidity project files, as in Lesson 4.0a. Remember, Cargo.toml describes the project: cargo init names it list_databases, and cargo add pins the mysql crate at exactly 28.0.3. The Connector Setup below deletes the starter src\main.rs after cargo fetch, because each program is its own file in src\bin. Remember, forge init makes the Solidity project; --empty leaves out the sample files, and --force lets it run in the folder you just made.</w:t>
+        <w:t xml:space="preserve">Next, let the tools create the Rust and Solidity project files, as in Lesson 4.0a. Remember, Cargo.toml describes the project: cargo init names it list_databases, and cargo add pins the mysql crate at exactly 28.0.3. The Connector Setup below deletes the starter src\main.rs after cargo fetch, because each program is its own file in </w:t>
+      </w:r>
+      <w:r>
+        <w:lastRenderedPageBreak/>
+        <w:t>src\bin. Remember, forge init makes the Solidity project; --empty leaves out the sample files, and --force lets it run in the folder you just made.</w:t>
       </w:r>
     </w:p>
     <w:p>
@@ -826,7 +836,7 @@
         <w:keepNext/>
       </w:pPr>
       <w:r>
-        <w:t>[profile.default]</w:t>
+        <w:t>[profile.default]  # Remember, the settings forge uses by default.</w:t>
       </w:r>
     </w:p>
     <w:p>
@@ -1468,7 +1478,10 @@
     </w:p>
     <w:p>
       <w:r>
-        <w:t>Start with the most direct version: main reads SPA_DB_PASSWORD, connects with Lesson 4.0a's mysql_init and mysql_real_connect, sends SHOW DATABASES with mysql_query, fetches the answer with mysql_store_result, and prints one line for each row that mysql_fetch_row returns. Then it frees the rows and closes the connection. The connection lines are Lesson 4.0a's, so their comments are short reminders; the loop that reads the rows is explained in full. Like Lesson 4.0a's Basic version, it checks SPA_DB_PASSWORD and the connection, and trusts every step after that; the Production-Minded version checks them.</w:t>
+        <w:t>Start with the most direct version: main reads SPA_DB_PASSWORD, connects with Lesson 4.0a's mysql_init and mysql_real_connect, sends SHOW DATABASES with mysql_query, fetches the answer with mysql_store_result, and prints one line for each row that mysql_fetch_row returns. Then it frees the rows and closes the connection. The connection lines are Lesson 4.0a's, so their comments are short reminders; the loop that reads the rows is explained in full. Like Lesson 4.0a's Basic version, it checks SPA_DB_PASSWORD</w:t>
+      </w:r>
+      <w:r>
+        <w:t xml:space="preserve"> and the connection, and trusts every step after that; the Production-Minded version checks them.</w:t>
       </w:r>
     </w:p>
     <w:p>
@@ -3309,15 +3322,7 @@
         <w:pStyle w:val="SourceCode"/>
       </w:pPr>
       <w:r>
-        <w:t>; connect_server: connects the handle to the lesson server as the lesson</w:t>
-      </w:r>
-    </w:p>
-    <w:p>
-      <w:pPr>
-        <w:pStyle w:val="SourceCode"/>
-      </w:pPr>
-      <w:r>
-        <w:t>; user.</w:t>
+        <w:t>; connect_server: connects the handle to the lesson server as devuser.</w:t>
       </w:r>
     </w:p>
     <w:p>
@@ -3349,6 +3354,203 @@
         <w:pStyle w:val="SourceCode"/>
       </w:pPr>
       <w:r>
+        <w:t>; Lesson 4.0a's, unchanged. Remember, rcx stays the handle, the password</w:t>
+      </w:r>
+    </w:p>
+    <w:p>
+      <w:pPr>
+        <w:pStyle w:val="SourceCode"/>
+      </w:pPr>
+      <w:r>
+        <w:t>; moves to r9 before rdx gets the host, and values 5 to 8 go on the stack.</w:t>
+      </w:r>
+    </w:p>
+    <w:p>
+      <w:pPr>
+        <w:pStyle w:val="SourceCode"/>
+      </w:pPr>
+      <w:r>
+        <w:t>connect_server:</w:t>
+      </w:r>
+    </w:p>
+    <w:p>
+      <w:pPr>
+        <w:pStyle w:val="SourceCode"/>
+      </w:pPr>
+      <w:r>
+        <w:t xml:space="preserve">    sub rsp, 72</w:t>
+      </w:r>
+    </w:p>
+    <w:p>
+      <w:pPr>
+        <w:pStyle w:val="SourceCode"/>
+      </w:pPr>
+      <w:r>
+        <w:t xml:space="preserve">    mov r9, rdx</w:t>
+      </w:r>
+    </w:p>
+    <w:p>
+      <w:pPr>
+        <w:pStyle w:val="SourceCode"/>
+      </w:pPr>
+      <w:r>
+        <w:t xml:space="preserve">    lea rdx, [host]</w:t>
+      </w:r>
+    </w:p>
+    <w:p>
+      <w:pPr>
+        <w:pStyle w:val="SourceCode"/>
+      </w:pPr>
+      <w:r>
+        <w:t xml:space="preserve">    lea r8, [user]</w:t>
+      </w:r>
+    </w:p>
+    <w:p>
+      <w:pPr>
+        <w:pStyle w:val="SourceCode"/>
+      </w:pPr>
+      <w:r>
+        <w:t xml:space="preserve">    mov qword [rsp + 32], 0</w:t>
+      </w:r>
+    </w:p>
+    <w:p>
+      <w:pPr>
+        <w:pStyle w:val="SourceCode"/>
+      </w:pPr>
+      <w:r>
+        <w:t xml:space="preserve">    mov qword [rsp + 40], PORT</w:t>
+      </w:r>
+    </w:p>
+    <w:p>
+      <w:pPr>
+        <w:pStyle w:val="SourceCode"/>
+      </w:pPr>
+      <w:r>
+        <w:t xml:space="preserve">    mov qword [rsp + 48], 0</w:t>
+      </w:r>
+    </w:p>
+    <w:p>
+      <w:pPr>
+        <w:pStyle w:val="SourceCode"/>
+      </w:pPr>
+      <w:r>
+        <w:t xml:space="preserve">    mov qword [rsp + 56], 0</w:t>
+      </w:r>
+    </w:p>
+    <w:p>
+      <w:pPr>
+        <w:pStyle w:val="SourceCode"/>
+      </w:pPr>
+      <w:r>
+        <w:t xml:space="preserve">    call mysql_real_connect</w:t>
+      </w:r>
+    </w:p>
+    <w:p>
+      <w:pPr>
+        <w:pStyle w:val="SourceCode"/>
+      </w:pPr>
+      <w:r>
+        <w:t xml:space="preserve">    cmp rax, 0</w:t>
+      </w:r>
+    </w:p>
+    <w:p>
+      <w:pPr>
+        <w:pStyle w:val="SourceCode"/>
+      </w:pPr>
+      <w:r>
+        <w:t xml:space="preserve">    je .failed</w:t>
+      </w:r>
+    </w:p>
+    <w:p>
+      <w:pPr>
+        <w:pStyle w:val="SourceCode"/>
+      </w:pPr>
+      <w:r>
+        <w:t xml:space="preserve">    xor eax, eax</w:t>
+      </w:r>
+    </w:p>
+    <w:p>
+      <w:pPr>
+        <w:pStyle w:val="SourceCode"/>
+      </w:pPr>
+      <w:r>
+        <w:t xml:space="preserve">    jmp .return</w:t>
+      </w:r>
+    </w:p>
+    <w:p>
+      <w:pPr>
+        <w:pStyle w:val="SourceCode"/>
+      </w:pPr>
+      <w:r>
+        <w:t>.failed:</w:t>
+      </w:r>
+    </w:p>
+    <w:p>
+      <w:pPr>
+        <w:pStyle w:val="SourceCode"/>
+      </w:pPr>
+      <w:r>
+        <w:t xml:space="preserve">    mov eax, -1</w:t>
+      </w:r>
+    </w:p>
+    <w:p>
+      <w:pPr>
+        <w:pStyle w:val="SourceCode"/>
+      </w:pPr>
+      <w:r>
+        <w:t>.return:</w:t>
+      </w:r>
+    </w:p>
+    <w:p>
+      <w:pPr>
+        <w:pStyle w:val="SourceCode"/>
+      </w:pPr>
+      <w:r>
+        <w:t xml:space="preserve">    add rsp, 72</w:t>
+      </w:r>
+    </w:p>
+    <w:p>
+      <w:pPr>
+        <w:pStyle w:val="SourceCode"/>
+      </w:pPr>
+      <w:r>
+        <w:t xml:space="preserve">    ret</w:t>
+      </w:r>
+    </w:p>
+    <w:p>
+      <w:pPr>
+        <w:pStyle w:val="SourceCode"/>
+      </w:pPr>
+    </w:p>
+    <w:p>
+      <w:pPr>
+        <w:pStyle w:val="SourceCode"/>
+      </w:pPr>
+      <w:r>
+        <w:t>; run_statement: sends one SQL statement.</w:t>
+      </w:r>
+    </w:p>
+    <w:p>
+      <w:pPr>
+        <w:pStyle w:val="SourceCode"/>
+      </w:pPr>
+      <w:r>
+        <w:t>;   in:      rcx = the connection handle, rdx = the statement's text</w:t>
+      </w:r>
+    </w:p>
+    <w:p>
+      <w:pPr>
+        <w:pStyle w:val="SourceCode"/>
+      </w:pPr>
+      <w:r>
+        <w:t>;   out:     eax = 0, or -1 after one Error line with the server's reason</w:t>
+      </w:r>
+    </w:p>
+    <w:p>
+      <w:pPr>
+        <w:pStyle w:val="SourceCode"/>
+      </w:pPr>
+      <w:r>
         <w:t>; Lesson 4.0a's, unchanged.</w:t>
       </w:r>
     </w:p>
@@ -3357,23 +3559,903 @@
         <w:pStyle w:val="SourceCode"/>
       </w:pPr>
       <w:r>
-        <w:t>connect_server:</w:t>
-      </w:r>
-    </w:p>
-    <w:p>
-      <w:pPr>
-        <w:pStyle w:val="SourceCode"/>
-      </w:pPr>
-      <w:r>
-        <w:t xml:space="preserve">    sub rsp, 72</w:t>
-      </w:r>
-    </w:p>
-    <w:p>
-      <w:pPr>
-        <w:pStyle w:val="SourceCode"/>
-      </w:pPr>
-      <w:r>
-        <w:t xml:space="preserve">    mov r9, rdx</w:t>
+        <w:t>run_statement:</w:t>
+      </w:r>
+    </w:p>
+    <w:p>
+      <w:pPr>
+        <w:pStyle w:val="SourceCode"/>
+      </w:pPr>
+      <w:r>
+        <w:t xml:space="preserve">    push rbx</w:t>
+      </w:r>
+    </w:p>
+    <w:p>
+      <w:pPr>
+        <w:pStyle w:val="SourceCode"/>
+      </w:pPr>
+      <w:r>
+        <w:t xml:space="preserve">    sub rsp, 32</w:t>
+      </w:r>
+    </w:p>
+    <w:p>
+      <w:pPr>
+        <w:pStyle w:val="SourceCode"/>
+      </w:pPr>
+      <w:r>
+        <w:t xml:space="preserve">    mov rbx, rcx</w:t>
+      </w:r>
+    </w:p>
+    <w:p>
+      <w:pPr>
+        <w:pStyle w:val="SourceCode"/>
+      </w:pPr>
+      <w:r>
+        <w:t xml:space="preserve">    call mysql_query</w:t>
+      </w:r>
+    </w:p>
+    <w:p>
+      <w:pPr>
+        <w:pStyle w:val="SourceCode"/>
+      </w:pPr>
+      <w:r>
+        <w:t xml:space="preserve">    cmp eax, 0</w:t>
+      </w:r>
+    </w:p>
+    <w:p>
+      <w:pPr>
+        <w:pStyle w:val="SourceCode"/>
+      </w:pPr>
+      <w:r>
+        <w:t xml:space="preserve">    je .return</w:t>
+      </w:r>
+    </w:p>
+    <w:p>
+      <w:pPr>
+        <w:pStyle w:val="SourceCode"/>
+      </w:pPr>
+      <w:r>
+        <w:t xml:space="preserve">    mov rcx, rbx</w:t>
+      </w:r>
+    </w:p>
+    <w:p>
+      <w:pPr>
+        <w:pStyle w:val="SourceCode"/>
+      </w:pPr>
+      <w:r>
+        <w:t xml:space="preserve">    call mysql_error</w:t>
+      </w:r>
+    </w:p>
+    <w:p>
+      <w:pPr>
+        <w:pStyle w:val="SourceCode"/>
+      </w:pPr>
+      <w:r>
+        <w:t xml:space="preserve">    lea rcx, [error_line]</w:t>
+      </w:r>
+    </w:p>
+    <w:p>
+      <w:pPr>
+        <w:pStyle w:val="SourceCode"/>
+      </w:pPr>
+      <w:r>
+        <w:t xml:space="preserve">    mov rdx, rax</w:t>
+      </w:r>
+    </w:p>
+    <w:p>
+      <w:pPr>
+        <w:pStyle w:val="SourceCode"/>
+      </w:pPr>
+      <w:r>
+        <w:t xml:space="preserve">    call print_error</w:t>
+      </w:r>
+    </w:p>
+    <w:p>
+      <w:pPr>
+        <w:pStyle w:val="SourceCode"/>
+      </w:pPr>
+      <w:r>
+        <w:t xml:space="preserve">    mov eax, -1</w:t>
+      </w:r>
+    </w:p>
+    <w:p>
+      <w:pPr>
+        <w:pStyle w:val="SourceCode"/>
+      </w:pPr>
+      <w:r>
+        <w:t>.return:</w:t>
+      </w:r>
+    </w:p>
+    <w:p>
+      <w:pPr>
+        <w:pStyle w:val="SourceCode"/>
+      </w:pPr>
+      <w:r>
+        <w:t xml:space="preserve">    add rsp, 32</w:t>
+      </w:r>
+    </w:p>
+    <w:p>
+      <w:pPr>
+        <w:pStyle w:val="SourceCode"/>
+      </w:pPr>
+      <w:r>
+        <w:t xml:space="preserve">    pop rbx</w:t>
+      </w:r>
+    </w:p>
+    <w:p>
+      <w:pPr>
+        <w:pStyle w:val="SourceCode"/>
+      </w:pPr>
+      <w:r>
+        <w:t xml:space="preserve">    ret</w:t>
+      </w:r>
+    </w:p>
+    <w:p>
+      <w:pPr>
+        <w:pStyle w:val="SourceCode"/>
+      </w:pPr>
+    </w:p>
+    <w:p>
+      <w:pPr>
+        <w:pStyle w:val="SourceCode"/>
+      </w:pPr>
+      <w:r>
+        <w:t>; list_databases: sends SHOW DATABASES and prints the heading and one</w:t>
+      </w:r>
+    </w:p>
+    <w:p>
+      <w:pPr>
+        <w:pStyle w:val="SourceCode"/>
+      </w:pPr>
+      <w:r>
+        <w:t>; line per row.</w:t>
+      </w:r>
+    </w:p>
+    <w:p>
+      <w:pPr>
+        <w:pStyle w:val="SourceCode"/>
+      </w:pPr>
+      <w:r>
+        <w:t>;   in:      rcx = the connection handle</w:t>
+      </w:r>
+    </w:p>
+    <w:p>
+      <w:pPr>
+        <w:pStyle w:val="SourceCode"/>
+      </w:pPr>
+      <w:r>
+        <w:t>;   out:     eax = 0, or -1 after one Error line</w:t>
+      </w:r>
+    </w:p>
+    <w:p>
+      <w:pPr>
+        <w:pStyle w:val="SourceCode"/>
+      </w:pPr>
+      <w:r>
+        <w:t>list_databases:</w:t>
+      </w:r>
+    </w:p>
+    <w:p>
+      <w:pPr>
+        <w:pStyle w:val="SourceCode"/>
+      </w:pPr>
+      <w:r>
+        <w:t xml:space="preserve">    push rbx</w:t>
+      </w:r>
+    </w:p>
+    <w:p>
+      <w:pPr>
+        <w:pStyle w:val="SourceCode"/>
+      </w:pPr>
+      <w:r>
+        <w:t xml:space="preserve">    push r12</w:t>
+      </w:r>
+    </w:p>
+    <w:p>
+      <w:pPr>
+        <w:pStyle w:val="SourceCode"/>
+      </w:pPr>
+      <w:r>
+        <w:t xml:space="preserve">    sub rsp, 40</w:t>
+      </w:r>
+    </w:p>
+    <w:p>
+      <w:pPr>
+        <w:pStyle w:val="SourceCode"/>
+      </w:pPr>
+      <w:r>
+        <w:t xml:space="preserve">    mov rbx, rcx</w:t>
+      </w:r>
+    </w:p>
+    <w:p>
+      <w:pPr>
+        <w:pStyle w:val="SourceCode"/>
+      </w:pPr>
+    </w:p>
+    <w:p>
+      <w:pPr>
+        <w:pStyle w:val="SourceCode"/>
+      </w:pPr>
+      <w:r>
+        <w:t xml:space="preserve">    mov rcx, rbx</w:t>
+      </w:r>
+    </w:p>
+    <w:p>
+      <w:pPr>
+        <w:pStyle w:val="SourceCode"/>
+      </w:pPr>
+      <w:r>
+        <w:t xml:space="preserve">    lea rdx, [show_sql]</w:t>
+      </w:r>
+    </w:p>
+    <w:p>
+      <w:pPr>
+        <w:pStyle w:val="SourceCode"/>
+      </w:pPr>
+      <w:r>
+        <w:t xml:space="preserve">    call run_statement</w:t>
+      </w:r>
+    </w:p>
+    <w:p>
+      <w:pPr>
+        <w:pStyle w:val="SourceCode"/>
+      </w:pPr>
+      <w:r>
+        <w:t xml:space="preserve">    cmp eax, 0</w:t>
+      </w:r>
+    </w:p>
+    <w:p>
+      <w:pPr>
+        <w:pStyle w:val="SourceCode"/>
+      </w:pPr>
+      <w:r>
+        <w:t xml:space="preserve">    jne .failed</w:t>
+      </w:r>
+    </w:p>
+    <w:p>
+      <w:pPr>
+        <w:pStyle w:val="SourceCode"/>
+      </w:pPr>
+    </w:p>
+    <w:p>
+      <w:pPr>
+        <w:pStyle w:val="SourceCode"/>
+      </w:pPr>
+      <w:r>
+        <w:t xml:space="preserve">    ; Remember, mysql_store_result fetches every row into memory; it</w:t>
+      </w:r>
+    </w:p>
+    <w:p>
+      <w:pPr>
+        <w:pStyle w:val="SourceCode"/>
+      </w:pPr>
+      <w:r>
+        <w:t xml:space="preserve">    ; returns 0 when that fails.</w:t>
+      </w:r>
+    </w:p>
+    <w:p>
+      <w:pPr>
+        <w:pStyle w:val="SourceCode"/>
+      </w:pPr>
+      <w:r>
+        <w:t xml:space="preserve">    mov rcx, rbx</w:t>
+      </w:r>
+    </w:p>
+    <w:p>
+      <w:pPr>
+        <w:pStyle w:val="SourceCode"/>
+      </w:pPr>
+      <w:r>
+        <w:t xml:space="preserve">    call mysql_store_result</w:t>
+      </w:r>
+    </w:p>
+    <w:p>
+      <w:pPr>
+        <w:pStyle w:val="SourceCode"/>
+      </w:pPr>
+      <w:r>
+        <w:t xml:space="preserve">    cmp rax, 0</w:t>
+      </w:r>
+    </w:p>
+    <w:p>
+      <w:pPr>
+        <w:pStyle w:val="SourceCode"/>
+      </w:pPr>
+      <w:r>
+        <w:t xml:space="preserve">    jne .have_rows</w:t>
+      </w:r>
+    </w:p>
+    <w:p>
+      <w:pPr>
+        <w:pStyle w:val="SourceCode"/>
+      </w:pPr>
+      <w:r>
+        <w:t xml:space="preserve">    mov rcx, rbx</w:t>
+      </w:r>
+    </w:p>
+    <w:p>
+      <w:pPr>
+        <w:pStyle w:val="SourceCode"/>
+      </w:pPr>
+      <w:r>
+        <w:t xml:space="preserve">    call mysql_error</w:t>
+      </w:r>
+    </w:p>
+    <w:p>
+      <w:pPr>
+        <w:pStyle w:val="SourceCode"/>
+      </w:pPr>
+      <w:r>
+        <w:t xml:space="preserve">    lea rcx, [error_line]</w:t>
+      </w:r>
+    </w:p>
+    <w:p>
+      <w:pPr>
+        <w:pStyle w:val="SourceCode"/>
+      </w:pPr>
+      <w:r>
+        <w:t xml:space="preserve">    mov rdx, rax</w:t>
+      </w:r>
+    </w:p>
+    <w:p>
+      <w:pPr>
+        <w:pStyle w:val="SourceCode"/>
+      </w:pPr>
+      <w:r>
+        <w:t xml:space="preserve">    call print_error</w:t>
+      </w:r>
+    </w:p>
+    <w:p>
+      <w:pPr>
+        <w:pStyle w:val="SourceCode"/>
+      </w:pPr>
+      <w:r>
+        <w:t xml:space="preserve">    jmp .failed</w:t>
+      </w:r>
+    </w:p>
+    <w:p>
+      <w:pPr>
+        <w:pStyle w:val="SourceCode"/>
+      </w:pPr>
+      <w:r>
+        <w:t>.have_rows:</w:t>
+      </w:r>
+    </w:p>
+    <w:p>
+      <w:pPr>
+        <w:pStyle w:val="SourceCode"/>
+      </w:pPr>
+      <w:r>
+        <w:t xml:space="preserve">    mov r12, rax</w:t>
+      </w:r>
+    </w:p>
+    <w:p>
+      <w:pPr>
+        <w:pStyle w:val="SourceCode"/>
+      </w:pPr>
+      <w:r>
+        <w:t xml:space="preserve">    lea rcx, [heading_line]</w:t>
+      </w:r>
+    </w:p>
+    <w:p>
+      <w:pPr>
+        <w:pStyle w:val="SourceCode"/>
+      </w:pPr>
+      <w:r>
+        <w:t xml:space="preserve">    call printf</w:t>
+      </w:r>
+    </w:p>
+    <w:p>
+      <w:pPr>
+        <w:pStyle w:val="SourceCode"/>
+      </w:pPr>
+    </w:p>
+    <w:p>
+      <w:pPr>
+        <w:pStyle w:val="SourceCode"/>
+      </w:pPr>
+      <w:r>
+        <w:t xml:space="preserve">    ; Remember, mysql_fetch_row returns the next row, or 0 when none are</w:t>
+      </w:r>
+    </w:p>
+    <w:p>
+      <w:pPr>
+        <w:pStyle w:val="SourceCode"/>
+      </w:pPr>
+      <w:r>
+        <w:t xml:space="preserve">    ; left, and [rax] is the row's first column.</w:t>
+      </w:r>
+    </w:p>
+    <w:p>
+      <w:pPr>
+        <w:pStyle w:val="SourceCode"/>
+      </w:pPr>
+      <w:r>
+        <w:t>.next_row:</w:t>
+      </w:r>
+    </w:p>
+    <w:p>
+      <w:pPr>
+        <w:pStyle w:val="SourceCode"/>
+      </w:pPr>
+      <w:r>
+        <w:t xml:space="preserve">    mov rcx, r12</w:t>
+      </w:r>
+    </w:p>
+    <w:p>
+      <w:pPr>
+        <w:pStyle w:val="SourceCode"/>
+      </w:pPr>
+      <w:r>
+        <w:t xml:space="preserve">    call mysql_fetch_row</w:t>
+      </w:r>
+    </w:p>
+    <w:p>
+      <w:pPr>
+        <w:pStyle w:val="SourceCode"/>
+      </w:pPr>
+      <w:r>
+        <w:t xml:space="preserve">    cmp rax, 0</w:t>
+      </w:r>
+    </w:p>
+    <w:p>
+      <w:pPr>
+        <w:pStyle w:val="SourceCode"/>
+      </w:pPr>
+      <w:r>
+        <w:t xml:space="preserve">    je .no_more_rows</w:t>
+      </w:r>
+    </w:p>
+    <w:p>
+      <w:pPr>
+        <w:pStyle w:val="SourceCode"/>
+      </w:pPr>
+      <w:r>
+        <w:t xml:space="preserve">    lea rcx, [name_line]</w:t>
+      </w:r>
+    </w:p>
+    <w:p>
+      <w:pPr>
+        <w:pStyle w:val="SourceCode"/>
+      </w:pPr>
+      <w:r>
+        <w:t xml:space="preserve">    mov rdx, [rax]</w:t>
+      </w:r>
+    </w:p>
+    <w:p>
+      <w:pPr>
+        <w:pStyle w:val="SourceCode"/>
+      </w:pPr>
+      <w:r>
+        <w:t xml:space="preserve">    call printf</w:t>
+      </w:r>
+    </w:p>
+    <w:p>
+      <w:pPr>
+        <w:pStyle w:val="SourceCode"/>
+      </w:pPr>
+      <w:r>
+        <w:t xml:space="preserve">    jmp .next_row</w:t>
+      </w:r>
+    </w:p>
+    <w:p>
+      <w:pPr>
+        <w:pStyle w:val="SourceCode"/>
+      </w:pPr>
+      <w:r>
+        <w:t>.no_more_rows:</w:t>
+      </w:r>
+    </w:p>
+    <w:p>
+      <w:pPr>
+        <w:pStyle w:val="SourceCode"/>
+      </w:pPr>
+      <w:r>
+        <w:t xml:space="preserve">    mov rcx, r12</w:t>
+      </w:r>
+    </w:p>
+    <w:p>
+      <w:pPr>
+        <w:pStyle w:val="SourceCode"/>
+      </w:pPr>
+      <w:r>
+        <w:t xml:space="preserve">    call mysql_free_result</w:t>
+      </w:r>
+    </w:p>
+    <w:p>
+      <w:pPr>
+        <w:pStyle w:val="SourceCode"/>
+      </w:pPr>
+      <w:r>
+        <w:t xml:space="preserve">    xor eax, eax</w:t>
+      </w:r>
+    </w:p>
+    <w:p>
+      <w:pPr>
+        <w:pStyle w:val="SourceCode"/>
+      </w:pPr>
+      <w:r>
+        <w:t xml:space="preserve">    jmp .return</w:t>
+      </w:r>
+    </w:p>
+    <w:p>
+      <w:pPr>
+        <w:pStyle w:val="SourceCode"/>
+      </w:pPr>
+      <w:r>
+        <w:t>.failed:</w:t>
+      </w:r>
+    </w:p>
+    <w:p>
+      <w:pPr>
+        <w:pStyle w:val="SourceCode"/>
+      </w:pPr>
+      <w:r>
+        <w:t xml:space="preserve">    mov eax, -1</w:t>
+      </w:r>
+    </w:p>
+    <w:p>
+      <w:pPr>
+        <w:pStyle w:val="SourceCode"/>
+      </w:pPr>
+      <w:r>
+        <w:t>.return:</w:t>
+      </w:r>
+    </w:p>
+    <w:p>
+      <w:pPr>
+        <w:pStyle w:val="SourceCode"/>
+      </w:pPr>
+      <w:r>
+        <w:t xml:space="preserve">    add rsp, 40</w:t>
+      </w:r>
+    </w:p>
+    <w:p>
+      <w:pPr>
+        <w:pStyle w:val="SourceCode"/>
+      </w:pPr>
+      <w:r>
+        <w:t xml:space="preserve">    pop r12</w:t>
+      </w:r>
+    </w:p>
+    <w:p>
+      <w:pPr>
+        <w:pStyle w:val="SourceCode"/>
+      </w:pPr>
+      <w:r>
+        <w:t xml:space="preserve">    pop rbx</w:t>
+      </w:r>
+    </w:p>
+    <w:p>
+      <w:pPr>
+        <w:pStyle w:val="SourceCode"/>
+      </w:pPr>
+      <w:r>
+        <w:t xml:space="preserve">    ret</w:t>
+      </w:r>
+    </w:p>
+    <w:p>
+      <w:pPr>
+        <w:pStyle w:val="SourceCode"/>
+      </w:pPr>
+    </w:p>
+    <w:p>
+      <w:pPr>
+        <w:pStyle w:val="SourceCode"/>
+      </w:pPr>
+      <w:r>
+        <w:t>; Remember, the program starts at main; eax = 0 means success, 1 failure.</w:t>
+      </w:r>
+    </w:p>
+    <w:p>
+      <w:pPr>
+        <w:pStyle w:val="SourceCode"/>
+      </w:pPr>
+      <w:r>
+        <w:t>; rbx keeps the connection handle and r12 the password, then the status.</w:t>
+      </w:r>
+    </w:p>
+    <w:p>
+      <w:pPr>
+        <w:pStyle w:val="SourceCode"/>
+      </w:pPr>
+      <w:r>
+        <w:t>main:</w:t>
+      </w:r>
+    </w:p>
+    <w:p>
+      <w:pPr>
+        <w:pStyle w:val="SourceCode"/>
+      </w:pPr>
+      <w:r>
+        <w:t xml:space="preserve">    push rbx</w:t>
+      </w:r>
+    </w:p>
+    <w:p>
+      <w:pPr>
+        <w:pStyle w:val="SourceCode"/>
+      </w:pPr>
+      <w:r>
+        <w:t xml:space="preserve">    push r12</w:t>
+      </w:r>
+    </w:p>
+    <w:p>
+      <w:pPr>
+        <w:pStyle w:val="SourceCode"/>
+      </w:pPr>
+      <w:r>
+        <w:t xml:space="preserve">    sub rsp, 40</w:t>
+      </w:r>
+    </w:p>
+    <w:p>
+      <w:pPr>
+        <w:pStyle w:val="SourceCode"/>
+      </w:pPr>
+    </w:p>
+    <w:p>
+      <w:pPr>
+        <w:pStyle w:val="SourceCode"/>
+      </w:pPr>
+      <w:r>
+        <w:t xml:space="preserve">    ; Remember, the password comes only from SPA_DB_PASSWORD, and getenv</w:t>
+      </w:r>
+    </w:p>
+    <w:p>
+      <w:pPr>
+        <w:pStyle w:val="SourceCode"/>
+      </w:pPr>
+      <w:r>
+        <w:t xml:space="preserve">    ; returns 0 when it is not set.</w:t>
+      </w:r>
+    </w:p>
+    <w:p>
+      <w:pPr>
+        <w:pStyle w:val="SourceCode"/>
+      </w:pPr>
+      <w:r>
+        <w:t xml:space="preserve">    lea rcx, [password_variable_name]</w:t>
+      </w:r>
+    </w:p>
+    <w:p>
+      <w:pPr>
+        <w:pStyle w:val="SourceCode"/>
+      </w:pPr>
+      <w:r>
+        <w:t xml:space="preserve">    call getenv</w:t>
+      </w:r>
+    </w:p>
+    <w:p>
+      <w:pPr>
+        <w:pStyle w:val="SourceCode"/>
+      </w:pPr>
+      <w:r>
+        <w:t xml:space="preserve">    cmp rax, 0</w:t>
+      </w:r>
+    </w:p>
+    <w:p>
+      <w:pPr>
+        <w:pStyle w:val="SourceCode"/>
+      </w:pPr>
+      <w:r>
+        <w:t xml:space="preserve">    jne .have_password</w:t>
+      </w:r>
+    </w:p>
+    <w:p>
+      <w:pPr>
+        <w:pStyle w:val="SourceCode"/>
+      </w:pPr>
+      <w:r>
+        <w:t xml:space="preserve">    lea rcx, [missing_password_line]</w:t>
+      </w:r>
+    </w:p>
+    <w:p>
+      <w:pPr>
+        <w:pStyle w:val="SourceCode"/>
+      </w:pPr>
+      <w:r>
+        <w:t xml:space="preserve">    call print_error</w:t>
+      </w:r>
+    </w:p>
+    <w:p>
+      <w:pPr>
+        <w:pStyle w:val="SourceCode"/>
+      </w:pPr>
+      <w:r>
+        <w:t xml:space="preserve">    mov eax, 1</w:t>
+      </w:r>
+    </w:p>
+    <w:p>
+      <w:pPr>
+        <w:pStyle w:val="SourceCode"/>
+      </w:pPr>
+      <w:r>
+        <w:t xml:space="preserve">    jmp .done</w:t>
+      </w:r>
+    </w:p>
+    <w:p>
+      <w:pPr>
+        <w:pStyle w:val="SourceCode"/>
+      </w:pPr>
+      <w:r>
+        <w:t>.have_password:</w:t>
+      </w:r>
+    </w:p>
+    <w:p>
+      <w:pPr>
+        <w:pStyle w:val="SourceCode"/>
+      </w:pPr>
+      <w:r>
+        <w:t xml:space="preserve">    mov r12, rax</w:t>
+      </w:r>
+    </w:p>
+    <w:p>
+      <w:pPr>
+        <w:pStyle w:val="SourceCode"/>
+      </w:pPr>
+    </w:p>
+    <w:p>
+      <w:pPr>
+        <w:pStyle w:val="SourceCode"/>
+      </w:pPr>
+      <w:r>
+        <w:t xml:space="preserve">    ; Remember, mysql_init returns 0 only when memory runs out.</w:t>
+      </w:r>
+    </w:p>
+    <w:p>
+      <w:pPr>
+        <w:pStyle w:val="SourceCode"/>
+      </w:pPr>
+      <w:r>
+        <w:t xml:space="preserve">    xor ecx, ecx</w:t>
+      </w:r>
+    </w:p>
+    <w:p>
+      <w:pPr>
+        <w:pStyle w:val="SourceCode"/>
+      </w:pPr>
+      <w:r>
+        <w:t xml:space="preserve">    call mysql_init</w:t>
+      </w:r>
+    </w:p>
+    <w:p>
+      <w:pPr>
+        <w:pStyle w:val="SourceCode"/>
+      </w:pPr>
+      <w:r>
+        <w:t xml:space="preserve">    cmp rax, 0</w:t>
+      </w:r>
+    </w:p>
+    <w:p>
+      <w:pPr>
+        <w:pStyle w:val="SourceCode"/>
+      </w:pPr>
+      <w:r>
+        <w:t xml:space="preserve">    jne .have_handle</w:t>
+      </w:r>
+    </w:p>
+    <w:p>
+      <w:pPr>
+        <w:pStyle w:val="SourceCode"/>
+      </w:pPr>
+      <w:r>
+        <w:t xml:space="preserve">    lea rcx, [out_of_memory_line]</w:t>
+      </w:r>
+    </w:p>
+    <w:p>
+      <w:pPr>
+        <w:pStyle w:val="SourceCode"/>
+      </w:pPr>
+      <w:r>
+        <w:t xml:space="preserve">    call print_error</w:t>
+      </w:r>
+    </w:p>
+    <w:p>
+      <w:pPr>
+        <w:pStyle w:val="SourceCode"/>
+      </w:pPr>
+      <w:r>
+        <w:t xml:space="preserve">    mov eax, 1</w:t>
+      </w:r>
+    </w:p>
+    <w:p>
+      <w:pPr>
+        <w:pStyle w:val="SourceCode"/>
+      </w:pPr>
+      <w:r>
+        <w:t xml:space="preserve">    jmp .done</w:t>
+      </w:r>
+    </w:p>
+    <w:p>
+      <w:pPr>
+        <w:pStyle w:val="SourceCode"/>
+      </w:pPr>
+      <w:r>
+        <w:t>.have_handle:</w:t>
+      </w:r>
+    </w:p>
+    <w:p>
+      <w:pPr>
+        <w:pStyle w:val="SourceCode"/>
+      </w:pPr>
+      <w:r>
+        <w:t xml:space="preserve">    mov rbx, rax</w:t>
+      </w:r>
+    </w:p>
+    <w:p>
+      <w:pPr>
+        <w:pStyle w:val="SourceCode"/>
+      </w:pPr>
+    </w:p>
+    <w:p>
+      <w:pPr>
+        <w:pStyle w:val="SourceCode"/>
+      </w:pPr>
+      <w:r>
+        <w:t xml:space="preserve">    ; Remember, Assembly has no cleanup form, so every way out after</w:t>
+      </w:r>
+    </w:p>
+    <w:p>
+      <w:pPr>
+        <w:pStyle w:val="SourceCode"/>
+      </w:pPr>
+      <w:r>
+        <w:t xml:space="preserve">    ; mysql_init calls mysql_close. A failed connect prints two lines:</w:t>
+      </w:r>
+    </w:p>
+    <w:p>
+      <w:pPr>
+        <w:pStyle w:val="SourceCode"/>
+      </w:pPr>
+      <w:r>
+        <w:t xml:space="preserve">    ; which server, then the reason.</w:t>
+      </w:r>
+    </w:p>
+    <w:p>
+      <w:pPr>
+        <w:pStyle w:val="SourceCode"/>
+      </w:pPr>
+      <w:r>
+        <w:t xml:space="preserve">    mov rcx, rbx</w:t>
+      </w:r>
+    </w:p>
+    <w:p>
+      <w:pPr>
+        <w:pStyle w:val="SourceCode"/>
+      </w:pPr>
+      <w:r>
+        <w:t xml:space="preserve">    mov rdx, r12</w:t>
+      </w:r>
+    </w:p>
+    <w:p>
+      <w:pPr>
+        <w:pStyle w:val="SourceCode"/>
+      </w:pPr>
+      <w:r>
+        <w:t xml:space="preserve">    call connect_server</w:t>
+      </w:r>
+    </w:p>
+    <w:p>
+      <w:pPr>
+        <w:pStyle w:val="SourceCode"/>
+      </w:pPr>
+      <w:r>
+        <w:t xml:space="preserve">    cmp eax, 0</w:t>
+      </w:r>
+    </w:p>
+    <w:p>
+      <w:pPr>
+        <w:pStyle w:val="SourceCode"/>
+      </w:pPr>
+      <w:r>
+        <w:t xml:space="preserve">    je .connected</w:t>
+      </w:r>
+    </w:p>
+    <w:p>
+      <w:pPr>
+        <w:pStyle w:val="SourceCode"/>
+      </w:pPr>
+      <w:r>
+        <w:t xml:space="preserve">    lea rcx, [connect_failed_line]</w:t>
       </w:r>
     </w:p>
     <w:p>
@@ -3389,63 +4471,225 @@
         <w:pStyle w:val="SourceCode"/>
       </w:pPr>
       <w:r>
-        <w:t xml:space="preserve">    lea r8, [user]</w:t>
-      </w:r>
-    </w:p>
-    <w:p>
-      <w:pPr>
-        <w:pStyle w:val="SourceCode"/>
-      </w:pPr>
-      <w:r>
-        <w:t xml:space="preserve">    mov qword [rsp + 32], 0</w:t>
-      </w:r>
-    </w:p>
-    <w:p>
-      <w:pPr>
-        <w:pStyle w:val="SourceCode"/>
-      </w:pPr>
-      <w:r>
-        <w:t xml:space="preserve">    mov qword [rsp + 40], PORT</w:t>
-      </w:r>
-    </w:p>
-    <w:p>
-      <w:pPr>
-        <w:pStyle w:val="SourceCode"/>
-      </w:pPr>
-      <w:r>
-        <w:t xml:space="preserve">    mov qword [rsp + 48], 0</w:t>
-      </w:r>
-    </w:p>
-    <w:p>
-      <w:pPr>
-        <w:pStyle w:val="SourceCode"/>
-      </w:pPr>
-      <w:r>
-        <w:t xml:space="preserve">    mov qword [rsp + 56], 0</w:t>
-      </w:r>
-    </w:p>
-    <w:p>
-      <w:pPr>
-        <w:pStyle w:val="SourceCode"/>
-      </w:pPr>
-      <w:r>
-        <w:t xml:space="preserve">    call mysql_real_connect</w:t>
-      </w:r>
-    </w:p>
-    <w:p>
-      <w:pPr>
-        <w:pStyle w:val="SourceCode"/>
-      </w:pPr>
-      <w:r>
-        <w:t xml:space="preserve">    cmp rax, 0</w:t>
-      </w:r>
-    </w:p>
-    <w:p>
-      <w:pPr>
-        <w:pStyle w:val="SourceCode"/>
-      </w:pPr>
-      <w:r>
-        <w:t xml:space="preserve">    je .failed</w:t>
+        <w:t xml:space="preserve">    mov r8d, PORT</w:t>
+      </w:r>
+    </w:p>
+    <w:p>
+      <w:pPr>
+        <w:pStyle w:val="SourceCode"/>
+      </w:pPr>
+      <w:r>
+        <w:t xml:space="preserve">    call print_error</w:t>
+      </w:r>
+    </w:p>
+    <w:p>
+      <w:pPr>
+        <w:pStyle w:val="SourceCode"/>
+      </w:pPr>
+      <w:r>
+        <w:t xml:space="preserve">    mov rcx, rbx</w:t>
+      </w:r>
+    </w:p>
+    <w:p>
+      <w:pPr>
+        <w:pStyle w:val="SourceCode"/>
+      </w:pPr>
+      <w:r>
+        <w:t xml:space="preserve">    call mysql_error</w:t>
+      </w:r>
+    </w:p>
+    <w:p>
+      <w:pPr>
+        <w:pStyle w:val="SourceCode"/>
+      </w:pPr>
+      <w:r>
+        <w:t xml:space="preserve">    lea rcx, [reason_line]</w:t>
+      </w:r>
+    </w:p>
+    <w:p>
+      <w:pPr>
+        <w:pStyle w:val="SourceCode"/>
+      </w:pPr>
+      <w:r>
+        <w:t xml:space="preserve">    mov rdx, rax</w:t>
+      </w:r>
+    </w:p>
+    <w:p>
+      <w:pPr>
+        <w:pStyle w:val="SourceCode"/>
+      </w:pPr>
+      <w:r>
+        <w:t xml:space="preserve">    call print_error</w:t>
+      </w:r>
+    </w:p>
+    <w:p>
+      <w:pPr>
+        <w:pStyle w:val="SourceCode"/>
+      </w:pPr>
+      <w:r>
+        <w:t xml:space="preserve">    mov rcx, rbx</w:t>
+      </w:r>
+    </w:p>
+    <w:p>
+      <w:pPr>
+        <w:pStyle w:val="SourceCode"/>
+      </w:pPr>
+      <w:r>
+        <w:t xml:space="preserve">    call mysql_close</w:t>
+      </w:r>
+    </w:p>
+    <w:p>
+      <w:pPr>
+        <w:pStyle w:val="SourceCode"/>
+      </w:pPr>
+      <w:r>
+        <w:t xml:space="preserve">    mov eax, 1</w:t>
+      </w:r>
+    </w:p>
+    <w:p>
+      <w:pPr>
+        <w:pStyle w:val="SourceCode"/>
+      </w:pPr>
+      <w:r>
+        <w:t xml:space="preserve">    jmp .done</w:t>
+      </w:r>
+    </w:p>
+    <w:p>
+      <w:pPr>
+        <w:pStyle w:val="SourceCode"/>
+      </w:pPr>
+      <w:r>
+        <w:t>.connected:</w:t>
+      </w:r>
+    </w:p>
+    <w:p>
+      <w:pPr>
+        <w:pStyle w:val="SourceCode"/>
+      </w:pPr>
+      <w:r>
+        <w:t xml:space="preserve">    lea rcx, [connected_line]</w:t>
+      </w:r>
+    </w:p>
+    <w:p>
+      <w:pPr>
+        <w:pStyle w:val="SourceCode"/>
+      </w:pPr>
+      <w:r>
+        <w:t xml:space="preserve">    lea rdx, [host]</w:t>
+      </w:r>
+    </w:p>
+    <w:p>
+      <w:pPr>
+        <w:pStyle w:val="SourceCode"/>
+      </w:pPr>
+      <w:r>
+        <w:t xml:space="preserve">    mov r8d, PORT</w:t>
+      </w:r>
+    </w:p>
+    <w:p>
+      <w:pPr>
+        <w:pStyle w:val="SourceCode"/>
+      </w:pPr>
+      <w:r>
+        <w:t xml:space="preserve">    lea r9, [user]</w:t>
+      </w:r>
+    </w:p>
+    <w:p>
+      <w:pPr>
+        <w:pStyle w:val="SourceCode"/>
+      </w:pPr>
+      <w:r>
+        <w:t xml:space="preserve">    call printf</w:t>
+      </w:r>
+    </w:p>
+    <w:p>
+      <w:pPr>
+        <w:pStyle w:val="SourceCode"/>
+      </w:pPr>
+    </w:p>
+    <w:p>
+      <w:pPr>
+        <w:pStyle w:val="SourceCode"/>
+      </w:pPr>
+      <w:r>
+        <w:t xml:space="preserve">    mov rcx, rbx</w:t>
+      </w:r>
+    </w:p>
+    <w:p>
+      <w:pPr>
+        <w:pStyle w:val="SourceCode"/>
+      </w:pPr>
+      <w:r>
+        <w:t xml:space="preserve">    call list_databases</w:t>
+      </w:r>
+    </w:p>
+    <w:p>
+      <w:pPr>
+        <w:pStyle w:val="SourceCode"/>
+      </w:pPr>
+      <w:r>
+        <w:t xml:space="preserve">    mov r12d, eax</w:t>
+      </w:r>
+    </w:p>
+    <w:p>
+      <w:pPr>
+        <w:pStyle w:val="SourceCode"/>
+      </w:pPr>
+    </w:p>
+    <w:p>
+      <w:pPr>
+        <w:pStyle w:val="SourceCode"/>
+      </w:pPr>
+      <w:r>
+        <w:t xml:space="preserve">    ; Every way out after connecting passes .close, so mysql_close runs</w:t>
+      </w:r>
+    </w:p>
+    <w:p>
+      <w:pPr>
+        <w:pStyle w:val="SourceCode"/>
+      </w:pPr>
+      <w:r>
+        <w:t xml:space="preserve">    ; once, whatever list_databases returned.</w:t>
+      </w:r>
+    </w:p>
+    <w:p>
+      <w:pPr>
+        <w:pStyle w:val="SourceCode"/>
+      </w:pPr>
+      <w:r>
+        <w:t>.close:</w:t>
+      </w:r>
+    </w:p>
+    <w:p>
+      <w:pPr>
+        <w:pStyle w:val="SourceCode"/>
+      </w:pPr>
+      <w:r>
+        <w:t xml:space="preserve">    mov rcx, rbx</w:t>
+      </w:r>
+    </w:p>
+    <w:p>
+      <w:pPr>
+        <w:pStyle w:val="SourceCode"/>
+      </w:pPr>
+      <w:r>
+        <w:t xml:space="preserve">    call mysql_close</w:t>
+      </w:r>
+    </w:p>
+    <w:p>
+      <w:pPr>
+        <w:pStyle w:val="SourceCode"/>
+      </w:pPr>
+      <w:r>
+        <w:t xml:space="preserve">    cmp r12d, 0</w:t>
+      </w:r>
+    </w:p>
+    <w:p>
+      <w:pPr>
+        <w:pStyle w:val="SourceCode"/>
+      </w:pPr>
+      <w:r>
+        <w:t xml:space="preserve">    jne .failed</w:t>
       </w:r>
     </w:p>
     <w:p>
@@ -3461,7 +4705,7 @@
         <w:pStyle w:val="SourceCode"/>
       </w:pPr>
       <w:r>
-        <w:t xml:space="preserve">    jmp .return</w:t>
+        <w:t xml:space="preserve">    jmp .done</w:t>
       </w:r>
     </w:p>
     <w:p>
@@ -3477,23 +4721,41 @@
         <w:pStyle w:val="SourceCode"/>
       </w:pPr>
       <w:r>
-        <w:t xml:space="preserve">    mov eax, -1</w:t>
-      </w:r>
-    </w:p>
-    <w:p>
-      <w:pPr>
-        <w:pStyle w:val="SourceCode"/>
-      </w:pPr>
-      <w:r>
-        <w:t>.return:</w:t>
-      </w:r>
-    </w:p>
-    <w:p>
-      <w:pPr>
-        <w:pStyle w:val="SourceCode"/>
-      </w:pPr>
-      <w:r>
-        <w:t xml:space="preserve">    add rsp, 72</w:t>
+        <w:t xml:space="preserve">    mov eax, 1</w:t>
+      </w:r>
+    </w:p>
+    <w:p>
+      <w:pPr>
+        <w:pStyle w:val="SourceCode"/>
+      </w:pPr>
+      <w:r>
+        <w:t>.done:</w:t>
+      </w:r>
+    </w:p>
+    <w:p>
+      <w:pPr>
+        <w:pStyle w:val="SourceCode"/>
+      </w:pPr>
+      <w:r>
+        <w:t xml:space="preserve">    add rsp, 40</w:t>
+      </w:r>
+    </w:p>
+    <w:p>
+      <w:pPr>
+        <w:pStyle w:val="SourceCode"/>
+        <w:keepNext/>
+      </w:pPr>
+      <w:r>
+        <w:t xml:space="preserve">    pop r12</w:t>
+      </w:r>
+    </w:p>
+    <w:p>
+      <w:pPr>
+        <w:pStyle w:val="SourceCode"/>
+        <w:keepNext/>
+      </w:pPr>
+      <w:r>
+        <w:t xml:space="preserve">    pop rbx</w:t>
       </w:r>
     </w:p>
     <w:p>
@@ -3506,1255 +4768,6 @@
     </w:p>
     <w:p>
       <w:pPr>
-        <w:pStyle w:val="SourceCode"/>
-      </w:pPr>
-    </w:p>
-    <w:p>
-      <w:pPr>
-        <w:pStyle w:val="SourceCode"/>
-      </w:pPr>
-      <w:r>
-        <w:t>; run_statement: sends one SQL statement.</w:t>
-      </w:r>
-    </w:p>
-    <w:p>
-      <w:pPr>
-        <w:pStyle w:val="SourceCode"/>
-      </w:pPr>
-      <w:r>
-        <w:t>;   in:      rcx = the connection handle, rdx = the statement's text</w:t>
-      </w:r>
-    </w:p>
-    <w:p>
-      <w:pPr>
-        <w:pStyle w:val="SourceCode"/>
-      </w:pPr>
-      <w:r>
-        <w:t>;   out:     eax = 0, or -1 after one Error line with the server's reason</w:t>
-      </w:r>
-    </w:p>
-    <w:p>
-      <w:pPr>
-        <w:pStyle w:val="SourceCode"/>
-      </w:pPr>
-      <w:r>
-        <w:t>; Lesson 4.0a's, unchanged.</w:t>
-      </w:r>
-    </w:p>
-    <w:p>
-      <w:pPr>
-        <w:pStyle w:val="SourceCode"/>
-      </w:pPr>
-      <w:r>
-        <w:t>run_statement:</w:t>
-      </w:r>
-    </w:p>
-    <w:p>
-      <w:pPr>
-        <w:pStyle w:val="SourceCode"/>
-      </w:pPr>
-      <w:r>
-        <w:t xml:space="preserve">    push rbx</w:t>
-      </w:r>
-    </w:p>
-    <w:p>
-      <w:pPr>
-        <w:pStyle w:val="SourceCode"/>
-      </w:pPr>
-      <w:r>
-        <w:t xml:space="preserve">    sub rsp, 32</w:t>
-      </w:r>
-    </w:p>
-    <w:p>
-      <w:pPr>
-        <w:pStyle w:val="SourceCode"/>
-      </w:pPr>
-      <w:r>
-        <w:t xml:space="preserve">    mov rbx, rcx</w:t>
-      </w:r>
-    </w:p>
-    <w:p>
-      <w:pPr>
-        <w:pStyle w:val="SourceCode"/>
-      </w:pPr>
-      <w:r>
-        <w:t xml:space="preserve">    call mysql_query</w:t>
-      </w:r>
-    </w:p>
-    <w:p>
-      <w:pPr>
-        <w:pStyle w:val="SourceCode"/>
-      </w:pPr>
-      <w:r>
-        <w:t xml:space="preserve">    cmp eax, 0</w:t>
-      </w:r>
-    </w:p>
-    <w:p>
-      <w:pPr>
-        <w:pStyle w:val="SourceCode"/>
-      </w:pPr>
-      <w:r>
-        <w:t xml:space="preserve">    je .return</w:t>
-      </w:r>
-    </w:p>
-    <w:p>
-      <w:pPr>
-        <w:pStyle w:val="SourceCode"/>
-      </w:pPr>
-      <w:r>
-        <w:t xml:space="preserve">    mov rcx, rbx</w:t>
-      </w:r>
-    </w:p>
-    <w:p>
-      <w:pPr>
-        <w:pStyle w:val="SourceCode"/>
-      </w:pPr>
-      <w:r>
-        <w:t xml:space="preserve">    call mysql_error</w:t>
-      </w:r>
-    </w:p>
-    <w:p>
-      <w:pPr>
-        <w:pStyle w:val="SourceCode"/>
-      </w:pPr>
-      <w:r>
-        <w:t xml:space="preserve">    lea rcx, [error_line]</w:t>
-      </w:r>
-    </w:p>
-    <w:p>
-      <w:pPr>
-        <w:pStyle w:val="SourceCode"/>
-      </w:pPr>
-      <w:r>
-        <w:t xml:space="preserve">    mov rdx, rax</w:t>
-      </w:r>
-    </w:p>
-    <w:p>
-      <w:pPr>
-        <w:pStyle w:val="SourceCode"/>
-      </w:pPr>
-      <w:r>
-        <w:t xml:space="preserve">    call print_error</w:t>
-      </w:r>
-    </w:p>
-    <w:p>
-      <w:pPr>
-        <w:pStyle w:val="SourceCode"/>
-      </w:pPr>
-      <w:r>
-        <w:t xml:space="preserve">    mov eax, -1</w:t>
-      </w:r>
-    </w:p>
-    <w:p>
-      <w:pPr>
-        <w:pStyle w:val="SourceCode"/>
-      </w:pPr>
-      <w:r>
-        <w:t>.return:</w:t>
-      </w:r>
-    </w:p>
-    <w:p>
-      <w:pPr>
-        <w:pStyle w:val="SourceCode"/>
-      </w:pPr>
-      <w:r>
-        <w:t xml:space="preserve">    add rsp, 32</w:t>
-      </w:r>
-    </w:p>
-    <w:p>
-      <w:pPr>
-        <w:pStyle w:val="SourceCode"/>
-      </w:pPr>
-      <w:r>
-        <w:t xml:space="preserve">    pop rbx</w:t>
-      </w:r>
-    </w:p>
-    <w:p>
-      <w:pPr>
-        <w:pStyle w:val="SourceCode"/>
-      </w:pPr>
-      <w:r>
-        <w:t xml:space="preserve">    ret</w:t>
-      </w:r>
-    </w:p>
-    <w:p>
-      <w:pPr>
-        <w:pStyle w:val="SourceCode"/>
-      </w:pPr>
-    </w:p>
-    <w:p>
-      <w:pPr>
-        <w:pStyle w:val="SourceCode"/>
-      </w:pPr>
-      <w:r>
-        <w:t>; list_databases: sends SHOW DATABASES and prints the heading and one</w:t>
-      </w:r>
-    </w:p>
-    <w:p>
-      <w:pPr>
-        <w:pStyle w:val="SourceCode"/>
-      </w:pPr>
-      <w:r>
-        <w:t>; line per row.</w:t>
-      </w:r>
-    </w:p>
-    <w:p>
-      <w:pPr>
-        <w:pStyle w:val="SourceCode"/>
-      </w:pPr>
-      <w:r>
-        <w:t>;   in:      rcx = the connection handle</w:t>
-      </w:r>
-    </w:p>
-    <w:p>
-      <w:pPr>
-        <w:pStyle w:val="SourceCode"/>
-      </w:pPr>
-      <w:r>
-        <w:t>;   out:     eax = 0, or -1 after one Error line</w:t>
-      </w:r>
-    </w:p>
-    <w:p>
-      <w:pPr>
-        <w:pStyle w:val="SourceCode"/>
-      </w:pPr>
-      <w:r>
-        <w:t>list_databases:</w:t>
-      </w:r>
-    </w:p>
-    <w:p>
-      <w:pPr>
-        <w:pStyle w:val="SourceCode"/>
-      </w:pPr>
-      <w:r>
-        <w:t xml:space="preserve">    push rbx</w:t>
-      </w:r>
-    </w:p>
-    <w:p>
-      <w:pPr>
-        <w:pStyle w:val="SourceCode"/>
-      </w:pPr>
-      <w:r>
-        <w:t xml:space="preserve">    push r12</w:t>
-      </w:r>
-    </w:p>
-    <w:p>
-      <w:pPr>
-        <w:pStyle w:val="SourceCode"/>
-      </w:pPr>
-      <w:r>
-        <w:t xml:space="preserve">    sub rsp, 40</w:t>
-      </w:r>
-    </w:p>
-    <w:p>
-      <w:pPr>
-        <w:pStyle w:val="SourceCode"/>
-      </w:pPr>
-      <w:r>
-        <w:t xml:space="preserve">    mov rbx, rcx</w:t>
-      </w:r>
-    </w:p>
-    <w:p>
-      <w:pPr>
-        <w:pStyle w:val="SourceCode"/>
-      </w:pPr>
-    </w:p>
-    <w:p>
-      <w:pPr>
-        <w:pStyle w:val="SourceCode"/>
-      </w:pPr>
-      <w:r>
-        <w:t xml:space="preserve">    mov rcx, rbx</w:t>
-      </w:r>
-    </w:p>
-    <w:p>
-      <w:pPr>
-        <w:pStyle w:val="SourceCode"/>
-      </w:pPr>
-      <w:r>
-        <w:t xml:space="preserve">    lea rdx, [show_sql]</w:t>
-      </w:r>
-    </w:p>
-    <w:p>
-      <w:pPr>
-        <w:pStyle w:val="SourceCode"/>
-      </w:pPr>
-      <w:r>
-        <w:t xml:space="preserve">    call run_statement</w:t>
-      </w:r>
-    </w:p>
-    <w:p>
-      <w:pPr>
-        <w:pStyle w:val="SourceCode"/>
-      </w:pPr>
-      <w:r>
-        <w:t xml:space="preserve">    cmp eax, 0</w:t>
-      </w:r>
-    </w:p>
-    <w:p>
-      <w:pPr>
-        <w:pStyle w:val="SourceCode"/>
-      </w:pPr>
-      <w:r>
-        <w:t xml:space="preserve">    jne .failed</w:t>
-      </w:r>
-    </w:p>
-    <w:p>
-      <w:pPr>
-        <w:pStyle w:val="SourceCode"/>
-      </w:pPr>
-    </w:p>
-    <w:p>
-      <w:pPr>
-        <w:pStyle w:val="SourceCode"/>
-      </w:pPr>
-      <w:r>
-        <w:t xml:space="preserve">    ; Remember, mysql_store_result fetches every row into memory; it</w:t>
-      </w:r>
-    </w:p>
-    <w:p>
-      <w:pPr>
-        <w:pStyle w:val="SourceCode"/>
-      </w:pPr>
-      <w:r>
-        <w:t xml:space="preserve">    ; returns 0 when that fails.</w:t>
-      </w:r>
-    </w:p>
-    <w:p>
-      <w:pPr>
-        <w:pStyle w:val="SourceCode"/>
-      </w:pPr>
-      <w:r>
-        <w:t xml:space="preserve">    mov rcx, rbx</w:t>
-      </w:r>
-    </w:p>
-    <w:p>
-      <w:pPr>
-        <w:pStyle w:val="SourceCode"/>
-      </w:pPr>
-      <w:r>
-        <w:t xml:space="preserve">    call mysql_store_result</w:t>
-      </w:r>
-    </w:p>
-    <w:p>
-      <w:pPr>
-        <w:pStyle w:val="SourceCode"/>
-      </w:pPr>
-      <w:r>
-        <w:t xml:space="preserve">    cmp rax, 0</w:t>
-      </w:r>
-    </w:p>
-    <w:p>
-      <w:pPr>
-        <w:pStyle w:val="SourceCode"/>
-      </w:pPr>
-      <w:r>
-        <w:t xml:space="preserve">    jne .have_rows</w:t>
-      </w:r>
-    </w:p>
-    <w:p>
-      <w:pPr>
-        <w:pStyle w:val="SourceCode"/>
-      </w:pPr>
-      <w:r>
-        <w:t xml:space="preserve">    mov rcx, rbx</w:t>
-      </w:r>
-    </w:p>
-    <w:p>
-      <w:pPr>
-        <w:pStyle w:val="SourceCode"/>
-      </w:pPr>
-      <w:r>
-        <w:t xml:space="preserve">    call mysql_error</w:t>
-      </w:r>
-    </w:p>
-    <w:p>
-      <w:pPr>
-        <w:pStyle w:val="SourceCode"/>
-      </w:pPr>
-      <w:r>
-        <w:t xml:space="preserve">    lea rcx, [error_line]</w:t>
-      </w:r>
-    </w:p>
-    <w:p>
-      <w:pPr>
-        <w:pStyle w:val="SourceCode"/>
-      </w:pPr>
-      <w:r>
-        <w:t xml:space="preserve">    mov rdx, rax</w:t>
-      </w:r>
-    </w:p>
-    <w:p>
-      <w:pPr>
-        <w:pStyle w:val="SourceCode"/>
-      </w:pPr>
-      <w:r>
-        <w:t xml:space="preserve">    call print_error</w:t>
-      </w:r>
-    </w:p>
-    <w:p>
-      <w:pPr>
-        <w:pStyle w:val="SourceCode"/>
-      </w:pPr>
-      <w:r>
-        <w:t xml:space="preserve">    jmp .failed</w:t>
-      </w:r>
-    </w:p>
-    <w:p>
-      <w:pPr>
-        <w:pStyle w:val="SourceCode"/>
-      </w:pPr>
-      <w:r>
-        <w:t>.have_rows:</w:t>
-      </w:r>
-    </w:p>
-    <w:p>
-      <w:pPr>
-        <w:pStyle w:val="SourceCode"/>
-      </w:pPr>
-      <w:r>
-        <w:t xml:space="preserve">    mov r12, rax</w:t>
-      </w:r>
-    </w:p>
-    <w:p>
-      <w:pPr>
-        <w:pStyle w:val="SourceCode"/>
-      </w:pPr>
-      <w:r>
-        <w:t xml:space="preserve">    lea rcx, [heading_line]</w:t>
-      </w:r>
-    </w:p>
-    <w:p>
-      <w:pPr>
-        <w:pStyle w:val="SourceCode"/>
-      </w:pPr>
-      <w:r>
-        <w:t xml:space="preserve">    call printf</w:t>
-      </w:r>
-    </w:p>
-    <w:p>
-      <w:pPr>
-        <w:pStyle w:val="SourceCode"/>
-      </w:pPr>
-    </w:p>
-    <w:p>
-      <w:pPr>
-        <w:pStyle w:val="SourceCode"/>
-      </w:pPr>
-      <w:r>
-        <w:t xml:space="preserve">    ; Remember, mysql_fetch_row returns the next row, or 0 when none are</w:t>
-      </w:r>
-    </w:p>
-    <w:p>
-      <w:pPr>
-        <w:pStyle w:val="SourceCode"/>
-      </w:pPr>
-      <w:r>
-        <w:t xml:space="preserve">    ; left, and [rax] is the row's first column.</w:t>
-      </w:r>
-    </w:p>
-    <w:p>
-      <w:pPr>
-        <w:pStyle w:val="SourceCode"/>
-      </w:pPr>
-      <w:r>
-        <w:t>.next_row:</w:t>
-      </w:r>
-    </w:p>
-    <w:p>
-      <w:pPr>
-        <w:pStyle w:val="SourceCode"/>
-      </w:pPr>
-      <w:r>
-        <w:t xml:space="preserve">    mov rcx, r12</w:t>
-      </w:r>
-    </w:p>
-    <w:p>
-      <w:pPr>
-        <w:pStyle w:val="SourceCode"/>
-      </w:pPr>
-      <w:r>
-        <w:t xml:space="preserve">    call mysql_fetch_row</w:t>
-      </w:r>
-    </w:p>
-    <w:p>
-      <w:pPr>
-        <w:pStyle w:val="SourceCode"/>
-      </w:pPr>
-      <w:r>
-        <w:t xml:space="preserve">    cmp rax, 0</w:t>
-      </w:r>
-    </w:p>
-    <w:p>
-      <w:pPr>
-        <w:pStyle w:val="SourceCode"/>
-      </w:pPr>
-      <w:r>
-        <w:t xml:space="preserve">    je .no_more_rows</w:t>
-      </w:r>
-    </w:p>
-    <w:p>
-      <w:pPr>
-        <w:pStyle w:val="SourceCode"/>
-      </w:pPr>
-      <w:r>
-        <w:t xml:space="preserve">    lea rcx, [name_line]</w:t>
-      </w:r>
-    </w:p>
-    <w:p>
-      <w:pPr>
-        <w:pStyle w:val="SourceCode"/>
-      </w:pPr>
-      <w:r>
-        <w:t xml:space="preserve">    mov rdx, [rax]</w:t>
-      </w:r>
-    </w:p>
-    <w:p>
-      <w:pPr>
-        <w:pStyle w:val="SourceCode"/>
-      </w:pPr>
-      <w:r>
-        <w:t xml:space="preserve">    call printf</w:t>
-      </w:r>
-    </w:p>
-    <w:p>
-      <w:pPr>
-        <w:pStyle w:val="SourceCode"/>
-      </w:pPr>
-      <w:r>
-        <w:t xml:space="preserve">    jmp .next_row</w:t>
-      </w:r>
-    </w:p>
-    <w:p>
-      <w:pPr>
-        <w:pStyle w:val="SourceCode"/>
-      </w:pPr>
-      <w:r>
-        <w:t>.no_more_rows:</w:t>
-      </w:r>
-    </w:p>
-    <w:p>
-      <w:pPr>
-        <w:pStyle w:val="SourceCode"/>
-      </w:pPr>
-      <w:r>
-        <w:t xml:space="preserve">    mov rcx, r12</w:t>
-      </w:r>
-    </w:p>
-    <w:p>
-      <w:pPr>
-        <w:pStyle w:val="SourceCode"/>
-      </w:pPr>
-      <w:r>
-        <w:t xml:space="preserve">    call mysql_free_result</w:t>
-      </w:r>
-    </w:p>
-    <w:p>
-      <w:pPr>
-        <w:pStyle w:val="SourceCode"/>
-      </w:pPr>
-      <w:r>
-        <w:t xml:space="preserve">    xor eax, eax</w:t>
-      </w:r>
-    </w:p>
-    <w:p>
-      <w:pPr>
-        <w:pStyle w:val="SourceCode"/>
-      </w:pPr>
-      <w:r>
-        <w:t xml:space="preserve">    jmp .return</w:t>
-      </w:r>
-    </w:p>
-    <w:p>
-      <w:pPr>
-        <w:pStyle w:val="SourceCode"/>
-      </w:pPr>
-      <w:r>
-        <w:t>.failed:</w:t>
-      </w:r>
-    </w:p>
-    <w:p>
-      <w:pPr>
-        <w:pStyle w:val="SourceCode"/>
-      </w:pPr>
-      <w:r>
-        <w:t xml:space="preserve">    mov eax, -1</w:t>
-      </w:r>
-    </w:p>
-    <w:p>
-      <w:pPr>
-        <w:pStyle w:val="SourceCode"/>
-      </w:pPr>
-      <w:r>
-        <w:t>.return:</w:t>
-      </w:r>
-    </w:p>
-    <w:p>
-      <w:pPr>
-        <w:pStyle w:val="SourceCode"/>
-      </w:pPr>
-      <w:r>
-        <w:t xml:space="preserve">    add rsp, 40</w:t>
-      </w:r>
-    </w:p>
-    <w:p>
-      <w:pPr>
-        <w:pStyle w:val="SourceCode"/>
-      </w:pPr>
-      <w:r>
-        <w:t xml:space="preserve">    pop r12</w:t>
-      </w:r>
-    </w:p>
-    <w:p>
-      <w:pPr>
-        <w:pStyle w:val="SourceCode"/>
-      </w:pPr>
-      <w:r>
-        <w:t xml:space="preserve">    pop rbx</w:t>
-      </w:r>
-    </w:p>
-    <w:p>
-      <w:pPr>
-        <w:pStyle w:val="SourceCode"/>
-      </w:pPr>
-      <w:r>
-        <w:t xml:space="preserve">    ret</w:t>
-      </w:r>
-    </w:p>
-    <w:p>
-      <w:pPr>
-        <w:pStyle w:val="SourceCode"/>
-      </w:pPr>
-    </w:p>
-    <w:p>
-      <w:pPr>
-        <w:pStyle w:val="SourceCode"/>
-      </w:pPr>
-      <w:r>
-        <w:t>; Remember, the program starts at main; eax = 0 means success, 1 failure.</w:t>
-      </w:r>
-    </w:p>
-    <w:p>
-      <w:pPr>
-        <w:pStyle w:val="SourceCode"/>
-      </w:pPr>
-      <w:r>
-        <w:t>; rbx keeps the connection handle and r12 the password, then the status.</w:t>
-      </w:r>
-    </w:p>
-    <w:p>
-      <w:pPr>
-        <w:pStyle w:val="SourceCode"/>
-      </w:pPr>
-      <w:r>
-        <w:t>main:</w:t>
-      </w:r>
-    </w:p>
-    <w:p>
-      <w:pPr>
-        <w:pStyle w:val="SourceCode"/>
-      </w:pPr>
-      <w:r>
-        <w:t xml:space="preserve">    push rbx</w:t>
-      </w:r>
-    </w:p>
-    <w:p>
-      <w:pPr>
-        <w:pStyle w:val="SourceCode"/>
-      </w:pPr>
-      <w:r>
-        <w:t xml:space="preserve">    push r12</w:t>
-      </w:r>
-    </w:p>
-    <w:p>
-      <w:pPr>
-        <w:pStyle w:val="SourceCode"/>
-      </w:pPr>
-      <w:r>
-        <w:t xml:space="preserve">    sub rsp, 40</w:t>
-      </w:r>
-    </w:p>
-    <w:p>
-      <w:pPr>
-        <w:pStyle w:val="SourceCode"/>
-      </w:pPr>
-    </w:p>
-    <w:p>
-      <w:pPr>
-        <w:pStyle w:val="SourceCode"/>
-      </w:pPr>
-      <w:r>
-        <w:t xml:space="preserve">    ; Remember, the password comes only from SPA_DB_PASSWORD, and getenv</w:t>
-      </w:r>
-    </w:p>
-    <w:p>
-      <w:pPr>
-        <w:pStyle w:val="SourceCode"/>
-      </w:pPr>
-      <w:r>
-        <w:t xml:space="preserve">    ; returns 0 when it is not set.</w:t>
-      </w:r>
-    </w:p>
-    <w:p>
-      <w:pPr>
-        <w:pStyle w:val="SourceCode"/>
-      </w:pPr>
-      <w:r>
-        <w:t xml:space="preserve">    lea rcx, [password_variable_name]</w:t>
-      </w:r>
-    </w:p>
-    <w:p>
-      <w:pPr>
-        <w:pStyle w:val="SourceCode"/>
-      </w:pPr>
-      <w:r>
-        <w:t xml:space="preserve">    call getenv</w:t>
-      </w:r>
-    </w:p>
-    <w:p>
-      <w:pPr>
-        <w:pStyle w:val="SourceCode"/>
-      </w:pPr>
-      <w:r>
-        <w:t xml:space="preserve">    cmp rax, 0</w:t>
-      </w:r>
-    </w:p>
-    <w:p>
-      <w:pPr>
-        <w:pStyle w:val="SourceCode"/>
-      </w:pPr>
-      <w:r>
-        <w:t xml:space="preserve">    jne .have_password</w:t>
-      </w:r>
-    </w:p>
-    <w:p>
-      <w:pPr>
-        <w:pStyle w:val="SourceCode"/>
-      </w:pPr>
-      <w:r>
-        <w:t xml:space="preserve">    lea rcx, [missing_password_line]</w:t>
-      </w:r>
-    </w:p>
-    <w:p>
-      <w:pPr>
-        <w:pStyle w:val="SourceCode"/>
-      </w:pPr>
-      <w:r>
-        <w:t xml:space="preserve">    call print_error</w:t>
-      </w:r>
-    </w:p>
-    <w:p>
-      <w:pPr>
-        <w:pStyle w:val="SourceCode"/>
-      </w:pPr>
-      <w:r>
-        <w:t xml:space="preserve">    mov eax, 1</w:t>
-      </w:r>
-    </w:p>
-    <w:p>
-      <w:pPr>
-        <w:pStyle w:val="SourceCode"/>
-      </w:pPr>
-      <w:r>
-        <w:t xml:space="preserve">    jmp .done</w:t>
-      </w:r>
-    </w:p>
-    <w:p>
-      <w:pPr>
-        <w:pStyle w:val="SourceCode"/>
-      </w:pPr>
-      <w:r>
-        <w:t>.have_password:</w:t>
-      </w:r>
-    </w:p>
-    <w:p>
-      <w:pPr>
-        <w:pStyle w:val="SourceCode"/>
-      </w:pPr>
-      <w:r>
-        <w:t xml:space="preserve">    mov r12, rax</w:t>
-      </w:r>
-    </w:p>
-    <w:p>
-      <w:pPr>
-        <w:pStyle w:val="SourceCode"/>
-      </w:pPr>
-    </w:p>
-    <w:p>
-      <w:pPr>
-        <w:pStyle w:val="SourceCode"/>
-      </w:pPr>
-      <w:r>
-        <w:t xml:space="preserve">    ; Remember, mysql_init returns 0 only when memory runs out.</w:t>
-      </w:r>
-    </w:p>
-    <w:p>
-      <w:pPr>
-        <w:pStyle w:val="SourceCode"/>
-      </w:pPr>
-      <w:r>
-        <w:t xml:space="preserve">    xor ecx, ecx</w:t>
-      </w:r>
-    </w:p>
-    <w:p>
-      <w:pPr>
-        <w:pStyle w:val="SourceCode"/>
-      </w:pPr>
-      <w:r>
-        <w:t xml:space="preserve">    call mysql_init</w:t>
-      </w:r>
-    </w:p>
-    <w:p>
-      <w:pPr>
-        <w:pStyle w:val="SourceCode"/>
-      </w:pPr>
-      <w:r>
-        <w:t xml:space="preserve">    cmp rax, 0</w:t>
-      </w:r>
-    </w:p>
-    <w:p>
-      <w:pPr>
-        <w:pStyle w:val="SourceCode"/>
-      </w:pPr>
-      <w:r>
-        <w:t xml:space="preserve">    jne .have_handle</w:t>
-      </w:r>
-    </w:p>
-    <w:p>
-      <w:pPr>
-        <w:pStyle w:val="SourceCode"/>
-      </w:pPr>
-      <w:r>
-        <w:t xml:space="preserve">    lea rcx, [out_of_memory_line]</w:t>
-      </w:r>
-    </w:p>
-    <w:p>
-      <w:pPr>
-        <w:pStyle w:val="SourceCode"/>
-      </w:pPr>
-      <w:r>
-        <w:t xml:space="preserve">    call print_error</w:t>
-      </w:r>
-    </w:p>
-    <w:p>
-      <w:pPr>
-        <w:pStyle w:val="SourceCode"/>
-      </w:pPr>
-      <w:r>
-        <w:t xml:space="preserve">    mov eax, 1</w:t>
-      </w:r>
-    </w:p>
-    <w:p>
-      <w:pPr>
-        <w:pStyle w:val="SourceCode"/>
-      </w:pPr>
-      <w:r>
-        <w:t xml:space="preserve">    jmp .done</w:t>
-      </w:r>
-    </w:p>
-    <w:p>
-      <w:pPr>
-        <w:pStyle w:val="SourceCode"/>
-      </w:pPr>
-      <w:r>
-        <w:t>.have_handle:</w:t>
-      </w:r>
-    </w:p>
-    <w:p>
-      <w:pPr>
-        <w:pStyle w:val="SourceCode"/>
-      </w:pPr>
-      <w:r>
-        <w:t xml:space="preserve">    mov rbx, rax</w:t>
-      </w:r>
-    </w:p>
-    <w:p>
-      <w:pPr>
-        <w:pStyle w:val="SourceCode"/>
-      </w:pPr>
-    </w:p>
-    <w:p>
-      <w:pPr>
-        <w:pStyle w:val="SourceCode"/>
-      </w:pPr>
-      <w:r>
-        <w:t xml:space="preserve">    ; Remember, Assembly has no cleanup form, so every way out after</w:t>
-      </w:r>
-    </w:p>
-    <w:p>
-      <w:pPr>
-        <w:pStyle w:val="SourceCode"/>
-      </w:pPr>
-      <w:r>
-        <w:t xml:space="preserve">    ; mysql_init calls mysql_close. A failed connect prints two lines:</w:t>
-      </w:r>
-    </w:p>
-    <w:p>
-      <w:pPr>
-        <w:pStyle w:val="SourceCode"/>
-      </w:pPr>
-      <w:r>
-        <w:t xml:space="preserve">    ; which server, then the reason.</w:t>
-      </w:r>
-    </w:p>
-    <w:p>
-      <w:pPr>
-        <w:pStyle w:val="SourceCode"/>
-      </w:pPr>
-      <w:r>
-        <w:t xml:space="preserve">    mov rcx, rbx</w:t>
-      </w:r>
-    </w:p>
-    <w:p>
-      <w:pPr>
-        <w:pStyle w:val="SourceCode"/>
-      </w:pPr>
-      <w:r>
-        <w:t xml:space="preserve">    mov rdx, r12</w:t>
-      </w:r>
-    </w:p>
-    <w:p>
-      <w:pPr>
-        <w:pStyle w:val="SourceCode"/>
-      </w:pPr>
-      <w:r>
-        <w:t xml:space="preserve">    call connect_server</w:t>
-      </w:r>
-    </w:p>
-    <w:p>
-      <w:pPr>
-        <w:pStyle w:val="SourceCode"/>
-      </w:pPr>
-      <w:r>
-        <w:t xml:space="preserve">    cmp eax, 0</w:t>
-      </w:r>
-    </w:p>
-    <w:p>
-      <w:pPr>
-        <w:pStyle w:val="SourceCode"/>
-      </w:pPr>
-      <w:r>
-        <w:t xml:space="preserve">    je .connected</w:t>
-      </w:r>
-    </w:p>
-    <w:p>
-      <w:pPr>
-        <w:pStyle w:val="SourceCode"/>
-      </w:pPr>
-      <w:r>
-        <w:t xml:space="preserve">    lea rcx, [connect_failed_line]</w:t>
-      </w:r>
-    </w:p>
-    <w:p>
-      <w:pPr>
-        <w:pStyle w:val="SourceCode"/>
-      </w:pPr>
-      <w:r>
-        <w:t xml:space="preserve">    lea rdx, [host]</w:t>
-      </w:r>
-    </w:p>
-    <w:p>
-      <w:pPr>
-        <w:pStyle w:val="SourceCode"/>
-      </w:pPr>
-      <w:r>
-        <w:t xml:space="preserve">    mov r8d, PORT</w:t>
-      </w:r>
-    </w:p>
-    <w:p>
-      <w:pPr>
-        <w:pStyle w:val="SourceCode"/>
-      </w:pPr>
-      <w:r>
-        <w:t xml:space="preserve">    call print_error</w:t>
-      </w:r>
-    </w:p>
-    <w:p>
-      <w:pPr>
-        <w:pStyle w:val="SourceCode"/>
-      </w:pPr>
-      <w:r>
-        <w:t xml:space="preserve">    mov rcx, rbx</w:t>
-      </w:r>
-    </w:p>
-    <w:p>
-      <w:pPr>
-        <w:pStyle w:val="SourceCode"/>
-      </w:pPr>
-      <w:r>
-        <w:t xml:space="preserve">    call mysql_error</w:t>
-      </w:r>
-    </w:p>
-    <w:p>
-      <w:pPr>
-        <w:pStyle w:val="SourceCode"/>
-      </w:pPr>
-      <w:r>
-        <w:t xml:space="preserve">    lea rcx, [reason_line]</w:t>
-      </w:r>
-    </w:p>
-    <w:p>
-      <w:pPr>
-        <w:pStyle w:val="SourceCode"/>
-      </w:pPr>
-      <w:r>
-        <w:t xml:space="preserve">    mov rdx, rax</w:t>
-      </w:r>
-    </w:p>
-    <w:p>
-      <w:pPr>
-        <w:pStyle w:val="SourceCode"/>
-      </w:pPr>
-      <w:r>
-        <w:t xml:space="preserve">    call print_error</w:t>
-      </w:r>
-    </w:p>
-    <w:p>
-      <w:pPr>
-        <w:pStyle w:val="SourceCode"/>
-      </w:pPr>
-      <w:r>
-        <w:t xml:space="preserve">    mov rcx, rbx</w:t>
-      </w:r>
-    </w:p>
-    <w:p>
-      <w:pPr>
-        <w:pStyle w:val="SourceCode"/>
-      </w:pPr>
-      <w:r>
-        <w:t xml:space="preserve">    call mysql_close</w:t>
-      </w:r>
-    </w:p>
-    <w:p>
-      <w:pPr>
-        <w:pStyle w:val="SourceCode"/>
-      </w:pPr>
-      <w:r>
-        <w:t xml:space="preserve">    mov eax, 1</w:t>
-      </w:r>
-    </w:p>
-    <w:p>
-      <w:pPr>
-        <w:pStyle w:val="SourceCode"/>
-      </w:pPr>
-      <w:r>
-        <w:t xml:space="preserve">    jmp .done</w:t>
-      </w:r>
-    </w:p>
-    <w:p>
-      <w:pPr>
-        <w:pStyle w:val="SourceCode"/>
-      </w:pPr>
-      <w:r>
-        <w:t>.connected:</w:t>
-      </w:r>
-    </w:p>
-    <w:p>
-      <w:pPr>
-        <w:pStyle w:val="SourceCode"/>
-      </w:pPr>
-      <w:r>
-        <w:t xml:space="preserve">    lea rcx, [connected_line]</w:t>
-      </w:r>
-    </w:p>
-    <w:p>
-      <w:pPr>
-        <w:pStyle w:val="SourceCode"/>
-      </w:pPr>
-      <w:r>
-        <w:t xml:space="preserve">    lea rdx, [host]</w:t>
-      </w:r>
-    </w:p>
-    <w:p>
-      <w:pPr>
-        <w:pStyle w:val="SourceCode"/>
-      </w:pPr>
-      <w:r>
-        <w:t xml:space="preserve">    mov r8d, PORT</w:t>
-      </w:r>
-    </w:p>
-    <w:p>
-      <w:pPr>
-        <w:pStyle w:val="SourceCode"/>
-      </w:pPr>
-      <w:r>
-        <w:t xml:space="preserve">    lea r9, [user]</w:t>
-      </w:r>
-    </w:p>
-    <w:p>
-      <w:pPr>
-        <w:pStyle w:val="SourceCode"/>
-      </w:pPr>
-      <w:r>
-        <w:t xml:space="preserve">    call printf</w:t>
-      </w:r>
-    </w:p>
-    <w:p>
-      <w:pPr>
-        <w:pStyle w:val="SourceCode"/>
-      </w:pPr>
-    </w:p>
-    <w:p>
-      <w:pPr>
-        <w:pStyle w:val="SourceCode"/>
-      </w:pPr>
-      <w:r>
-        <w:t xml:space="preserve">    mov rcx, rbx</w:t>
-      </w:r>
-    </w:p>
-    <w:p>
-      <w:pPr>
-        <w:pStyle w:val="SourceCode"/>
-      </w:pPr>
-      <w:r>
-        <w:t xml:space="preserve">    call list_databases</w:t>
-      </w:r>
-    </w:p>
-    <w:p>
-      <w:pPr>
-        <w:pStyle w:val="SourceCode"/>
-      </w:pPr>
-      <w:r>
-        <w:t xml:space="preserve">    mov r12d, eax</w:t>
-      </w:r>
-    </w:p>
-    <w:p>
-      <w:pPr>
-        <w:pStyle w:val="SourceCode"/>
-      </w:pPr>
-    </w:p>
-    <w:p>
-      <w:pPr>
-        <w:pStyle w:val="SourceCode"/>
-      </w:pPr>
-      <w:r>
-        <w:t xml:space="preserve">    ; Every way out after connecting passes .close, so mysql_close runs</w:t>
-      </w:r>
-    </w:p>
-    <w:p>
-      <w:pPr>
-        <w:pStyle w:val="SourceCode"/>
-      </w:pPr>
-      <w:r>
-        <w:t xml:space="preserve">    ; once, whatever list_databases returned.</w:t>
-      </w:r>
-    </w:p>
-    <w:p>
-      <w:pPr>
-        <w:pStyle w:val="SourceCode"/>
-      </w:pPr>
-      <w:r>
-        <w:t>.close:</w:t>
-      </w:r>
-    </w:p>
-    <w:p>
-      <w:pPr>
-        <w:pStyle w:val="SourceCode"/>
-      </w:pPr>
-      <w:r>
-        <w:t xml:space="preserve">    mov rcx, rbx</w:t>
-      </w:r>
-    </w:p>
-    <w:p>
-      <w:pPr>
-        <w:pStyle w:val="SourceCode"/>
-      </w:pPr>
-      <w:r>
-        <w:t xml:space="preserve">    call mysql_close</w:t>
-      </w:r>
-    </w:p>
-    <w:p>
-      <w:pPr>
-        <w:pStyle w:val="SourceCode"/>
-      </w:pPr>
-      <w:r>
-        <w:t xml:space="preserve">    cmp r12d, 0</w:t>
-      </w:r>
-    </w:p>
-    <w:p>
-      <w:pPr>
-        <w:pStyle w:val="SourceCode"/>
-      </w:pPr>
-      <w:r>
-        <w:t xml:space="preserve">    jne .failed</w:t>
-      </w:r>
-    </w:p>
-    <w:p>
-      <w:pPr>
-        <w:pStyle w:val="SourceCode"/>
-      </w:pPr>
-      <w:r>
-        <w:t xml:space="preserve">    xor eax, eax</w:t>
-      </w:r>
-    </w:p>
-    <w:p>
-      <w:pPr>
-        <w:pStyle w:val="SourceCode"/>
-      </w:pPr>
-      <w:r>
-        <w:t xml:space="preserve">    jmp .done</w:t>
-      </w:r>
-    </w:p>
-    <w:p>
-      <w:pPr>
-        <w:pStyle w:val="SourceCode"/>
-      </w:pPr>
-      <w:r>
-        <w:t>.failed:</w:t>
-      </w:r>
-    </w:p>
-    <w:p>
-      <w:pPr>
-        <w:pStyle w:val="SourceCode"/>
-      </w:pPr>
-      <w:r>
-        <w:t xml:space="preserve">    mov eax, 1</w:t>
-      </w:r>
-    </w:p>
-    <w:p>
-      <w:pPr>
-        <w:pStyle w:val="SourceCode"/>
-      </w:pPr>
-      <w:r>
-        <w:t>.done:</w:t>
-      </w:r>
-    </w:p>
-    <w:p>
-      <w:pPr>
-        <w:pStyle w:val="SourceCode"/>
-      </w:pPr>
-      <w:r>
-        <w:t xml:space="preserve">    add rsp, 40</w:t>
-      </w:r>
-    </w:p>
-    <w:p>
-      <w:pPr>
-        <w:pStyle w:val="SourceCode"/>
-        <w:keepNext/>
-      </w:pPr>
-      <w:r>
-        <w:t xml:space="preserve">    pop r12</w:t>
-      </w:r>
-    </w:p>
-    <w:p>
-      <w:pPr>
-        <w:pStyle w:val="SourceCode"/>
-        <w:keepNext/>
-      </w:pPr>
-      <w:r>
-        <w:t xml:space="preserve">    pop rbx</w:t>
-      </w:r>
-    </w:p>
-    <w:p>
-      <w:pPr>
-        <w:pStyle w:val="SourceCode"/>
-      </w:pPr>
-      <w:r>
-        <w:t xml:space="preserve">    ret</w:t>
-      </w:r>
-    </w:p>
-    <w:p>
-      <w:pPr>
         <w:keepNext/>
       </w:pPr>
     </w:p>
@@ -5063,7 +5076,10 @@
     </w:p>
     <w:p>
       <w:r>
-        <w:t>Start with the most direct version: main reads SPA_DB_PASSWORD, connects with Lesson 4.0a's OptsBuilder and Conn::new, reads every row of SHOW DATABASES into a Vec&lt;String&gt; with query, and prints one line for each item with a for loop. The connection lines are Lesson 4.0a's, so their comments are short reminders; the lines that read the rows are explained in full. Like Lesson 4.0a's Basic version, it checks SPA_DB_PASSWORD and trusts every step after that with unwrap; the Production-Minded version checks them.</w:t>
+        <w:t>Start with the most direct version: main reads SPA_DB_PASSWORD, connects with Lesson 4.0a's OptsBuilder and Conn::new, reads every row of SHOW DATABASES into a Vec&lt;String&gt; with query, and prints one line for each item with a for loop. The connection lines are Lesson 4.0a's, so their comments are short reminders; the lines that read the rows are explained in full. Like Lesson 4.0a's Basic version, it checks SPA_DB_PASSWORD and trusts every step after that with unwrap; the Production-Minded version checks the</w:t>
+      </w:r>
+      <w:r>
+        <w:t>m.</w:t>
       </w:r>
     </w:p>
     <w:p>
@@ -5914,15 +5930,15 @@
         <w:pStyle w:val="SourceCode"/>
       </w:pPr>
       <w:r>
-        <w:t>/// Returns Ok(()), or the Err the server sent. Remember, ? gives the Ok</w:t>
-      </w:r>
-    </w:p>
-    <w:p>
-      <w:pPr>
-        <w:pStyle w:val="SourceCode"/>
-      </w:pPr>
-      <w:r>
-        <w:t>/// value or returns the Err at once.</w:t>
+        <w:t>/// Remember, &amp;mut lends the connection so it can change, and ? gives the</w:t>
+      </w:r>
+    </w:p>
+    <w:p>
+      <w:pPr>
+        <w:pStyle w:val="SourceCode"/>
+      </w:pPr>
+      <w:r>
+        <w:t>/// Ok value or returns the server's Err at once; the end returns Ok(()).</w:t>
       </w:r>
     </w:p>
     <w:p>
@@ -6527,7 +6543,10 @@
     </w:p>
     <w:p>
       <w:r>
-        <w:t>Start with the most direct version: main reads SPA_DB_PASSWORD, check_connector makes sure the connector is there, and list_databases connects with Lesson 4.0a's mysql:start_link, sends SHOW DATABASES with mysql:query, prints one line for each row with lists:foreach, and closes the connection with mysql:stop. The connection lines are Lesson 4.0a's, so their comments are short reminders; the lines that read the rows are explained in full. Like Lesson 4.0a's Basic version, it checks SPA_DB_PASSWORD and trusts every step after that; the Production-Minded version checks them.</w:t>
+        <w:t>Start with the most direct version: main reads SPA_DB_PASSWORD, check_connector makes sure the connector is there, and list_databases connects with Lesson 4.0a's mysql:start_link, sends SHOW DATABASES with mysql:query, prints one line for each row with lists:foreach, and closes the connection with mysql:stop. The connection lines are Lesson 4.0a's, so their comments are short reminders; the lines that read the rows are explained in full. Like Lesson 4.0a's Basic version, it checks SPA_DB_PASSWORD and trusts</w:t>
+      </w:r>
+      <w:r>
+        <w:t xml:space="preserve"> every step after that; the Production-Minded version checks them.</w:t>
       </w:r>
     </w:p>
     <w:p>
@@ -7390,23 +7409,23 @@
         <w:pStyle w:val="SourceCode"/>
       </w:pPr>
       <w:r>
-        <w:t>%% Connects to the lesson server as the lesson user. Returns</w:t>
-      </w:r>
-    </w:p>
-    <w:p>
-      <w:pPr>
-        <w:pStyle w:val="SourceCode"/>
-      </w:pPr>
-      <w:r>
-        <w:t>%% {ok, Connection}, or {error, Message} naming the server and the reason.</w:t>
-      </w:r>
-    </w:p>
-    <w:p>
-      <w:pPr>
-        <w:pStyle w:val="SourceCode"/>
-      </w:pPr>
-      <w:r>
-        <w:t>%% Lesson 4.0a's, unchanged.</w:t>
+        <w:t>%% Lesson 4.0a's, unchanged: {ok, Connection} or {error, Message} naming</w:t>
+      </w:r>
+    </w:p>
+    <w:p>
+      <w:pPr>
+        <w:pStyle w:val="SourceCode"/>
+      </w:pPr>
+      <w:r>
+        <w:t>%% the server and the reason. Remember, pid() is a process id, here the</w:t>
+      </w:r>
+    </w:p>
+    <w:p>
+      <w:pPr>
+        <w:pStyle w:val="SourceCode"/>
+      </w:pPr>
+      <w:r>
+        <w:t>%% connection's, and iodata() is text that may be nested lists and binaries.</w:t>
       </w:r>
     </w:p>
     <w:p>
@@ -7523,23 +7542,23 @@
         <w:pStyle w:val="SourceCode"/>
       </w:pPr>
       <w:r>
-        <w:t>%% {{badmatch, {error, ConnectReason}}, Where}, an atom as it is, or else</w:t>
-      </w:r>
-    </w:p>
-    <w:p>
-      <w:pPr>
-        <w:pStyle w:val="SourceCode"/>
-      </w:pPr>
-      <w:r>
-        <w:t>%% a fixed text, because an unexpected term could hold the password.</w:t>
-      </w:r>
-    </w:p>
-    <w:p>
-      <w:pPr>
-        <w:pStyle w:val="SourceCode"/>
-      </w:pPr>
-      <w:r>
-        <w:t>%% Lesson 4.0a's, unchanged.</w:t>
+        <w:t>%% {{badmatch, {error, ConnectReason}}, Where}, an atom as it is (Remember,</w:t>
+      </w:r>
+    </w:p>
+    <w:p>
+      <w:pPr>
+        <w:pStyle w:val="SourceCode"/>
+      </w:pPr>
+      <w:r>
+        <w:t>%% the guard when is_atom(...) fits only atoms), or else a fixed text,</w:t>
+      </w:r>
+    </w:p>
+    <w:p>
+      <w:pPr>
+        <w:pStyle w:val="SourceCode"/>
+      </w:pPr>
+      <w:r>
+        <w:t>%% because an unexpected term could hold the password. Lesson 4.0a's, unchanged.</w:t>
       </w:r>
     </w:p>
     <w:p>
@@ -8467,7 +8486,10 @@
     </w:p>
     <w:p>
       <w:r>
-        <w:t>Both versions read SPA_DB_PASSWORD, connect to 127.0.0.1:3306 as devuser with Lesson 4.0a's code, send SHOW DATABASES, print one line per row, and close the connection. The Basic version does it all in list_databases and trusts every step after the connection. The Production-Minded version connects through Lesson 4.0a's connect_server, keeps the listing in list_databases, reports a failed connection or a refused statement in Lesson 2.11a's style, and closes the connection with its cleanup form even after an error.</w:t>
+        <w:t>Both versions read SPA_DB_PASSWORD, connect to 127.0.0.1:3306 as devuser with Lesson 4.0a's code, send SHOW DATABASES, print one line per row, and close the connection. The Basic version does it all in list_databases and trusts every step after the connection. The Production-Minded version connects through Lesson 4.0a's connect_server, keeps the listing in list_databases, reports a failed connection or a refused statement in Lesson 2.11a's style, and closes the connection with its cleanup form even after an</w:t>
+      </w:r>
+      <w:r>
+        <w:t xml:space="preserve"> error.</w:t>
       </w:r>
     </w:p>
     <w:p>
@@ -8495,7 +8517,10 @@
     </w:p>
     <w:p>
       <w:r>
-        <w:t>Solidity has no database, so nothing in this section sends SQL, and nothing pretends to. As the Concept section explains, a contract keeps its data in storage, and the nearest thing it has to a table, a mapping, cannot even be listed. What can be listed is a chain node's answer: a forge script, which runs in forge on your computer rather than on a chain, connects to anvil with Lesson 4.0a's code and asks it for the accounts it holds keys for, with eth_accounts. The answer holds several addresses, and the script reads them one at a time, as the other languages read rows.</w:t>
+        <w:t>Solidity has no database, so nothing in this section sends SQL, and nothing pretends to. As the Concept section explains, a contract keeps its data in storage, and the nearest thing it has to a table, a mapping, cannot even be listed. What can be listed is a chain node's answer: a forge script, which runs in forge on your computer rather than on a chain, connects to anvil with Lesson 4.0a's code and asks it for the accounts it holds keys for, with eth_accounts. The answer holds several addresses, and the sc</w:t>
+      </w:r>
+      <w:r>
+        <w:t>ript reads them one at a time, as the other languages read rows.</w:t>
       </w:r>
     </w:p>
     <w:p>
@@ -9274,23 +9299,23 @@
         <w:pStyle w:val="SourceCode"/>
       </w:pPr>
       <w:r>
-        <w:t xml:space="preserve">    // Sends the first request to the node, which connects. Returns true</w:t>
-      </w:r>
-    </w:p>
-    <w:p>
-      <w:pPr>
-        <w:pStyle w:val="SourceCode"/>
-      </w:pPr>
-      <w:r>
-        <w:t xml:space="preserve">    // and the chain ID, or false and 0 when no node answers. Lesson</w:t>
-      </w:r>
-    </w:p>
-    <w:p>
-      <w:pPr>
-        <w:pStyle w:val="SourceCode"/>
-      </w:pPr>
-      <w:r>
-        <w:t xml:space="preserve">    // 4.0a's, unchanged.</w:t>
+        <w:t xml:space="preserve">    // Lesson 4.0a's, unchanged: sends the first request, which connects,</w:t>
+      </w:r>
+    </w:p>
+    <w:p>
+      <w:pPr>
+        <w:pStyle w:val="SourceCode"/>
+      </w:pPr>
+      <w:r>
+        <w:t xml:space="preserve">    // and returns (true, chain ID), or (false, 0) when no node answers.</w:t>
+      </w:r>
+    </w:p>
+    <w:p>
+      <w:pPr>
+        <w:pStyle w:val="SourceCode"/>
+      </w:pPr>
+      <w:r>
+        <w:t xml:space="preserve">    // Remember, catch runs when the cheatcode inside try reverts.</w:t>
       </w:r>
     </w:p>
     <w:p>
@@ -9537,15 +9562,15 @@
         <w:pStyle w:val="SourceCode"/>
       </w:pPr>
       <w:r>
-        <w:t xml:space="preserve">        // Remember, Solidity has no error stream, so the Error line is</w:t>
-      </w:r>
-    </w:p>
-    <w:p>
-      <w:pPr>
-        <w:pStyle w:val="SourceCode"/>
-      </w:pPr>
-      <w:r>
-        <w:t xml:space="preserve">        // logged, and revert makes forge end with exit code 1.</w:t>
+        <w:t xml:space="preserve">        // Remember, (a, b) = f() takes the values apart in order. There is no</w:t>
+      </w:r>
+    </w:p>
+    <w:p>
+      <w:pPr>
+        <w:pStyle w:val="SourceCode"/>
+      </w:pPr>
+      <w:r>
+        <w:t xml:space="preserve">        // error stream, so the Error line is logged; revert makes forge exit 1.</w:t>
       </w:r>
     </w:p>
     <w:p>
@@ -10432,7 +10457,10 @@
     </w:p>
     <w:p>
       <w:r>
-        <w:t>The Chapter 4 project, the Database-Backed Contact Manager, keeps its contacts as rows of a contacts table in its own database, spa_contacts, with id as the primary key, and its list command prints them the way this lesson prints databases: one query, then a loop over the rows. In Assembly, Rust, and Erlang this lesson's two pieces go into it unchanged: Lesson 4.0a's connect_server, and the row loop of list_databases. Lesson 4.2 connects to that database by name, and Lesson 4.4 creates the table. Solidity cannot take part in a MySQL project; its listAccounts is the nearest piece, a loop over a node's answer.</w:t>
+        <w:t>The Chapter 4 project, the Database-Backed Contact Manager, keeps its contacts as rows of a contacts table in its own database, spa_contacts, with id as the primary key, and its list command prints them the way this lesson prints databases: one query, then a loop over the rows. In Assembly, Rust, and Erlang this lesson's two pieces go into it unchanged: Lesson 4.0a's connect_server, and the row loop of list_databases. Lesson 4.2 connects to that database by name, and Lesson 4.4 creates the table. Solidity c</w:t>
+      </w:r>
+      <w:r>
+        <w:t>annot take part in a MySQL project; its listAccounts is the nearest piece, a loop over a node's answer.</w:t>
       </w:r>
     </w:p>
     <w:p>
@@ -10530,7 +10558,10 @@
     </w:p>
     <w:p>
       <w:r>
-        <w:t>The output must match the Required Exercise Output below, with exit code 0: spa_concepts appears after performance_schema, because MySQL sends the names in alphabetical order. Any other spa_ database on your server appears too, in its alphabetical place; spa_contacts, for example, sorts after spa_concepts. Run the program a second time: the same lines prove it dropped the database. If a run stops between the two statements, the next run reports that spa_concepts already exists (error 1007); remove it with the mysql client, as Lesson 4.0's When a Program Run Fails does for spa_setup_check: set $mysql as in Lesson 4.0, then run &amp; $mysql -u devuser -h 127.0.0.1 -P 3306 -p -e "DROP DATABASE spa_concepts" and type devuser's password (on Linux or macOS, start it with mysql instead of &amp; $mysql).</w:t>
+        <w:t>The output must match the Required Exercise Output below, with exit code 0: spa_concepts appears after performance_schema, because MySQL sends the names in alphabetical order. Any other spa_ database on your server appears too, in its alphabetical place; spa_contacts, for example, sorts after spa_concepts. Run the program a second time: the same lines prove it dropped the database. If a run stops between the two statements, the next run reports that spa_concepts already exists (error 1007); remove it with t</w:t>
+      </w:r>
+      <w:r>
+        <w:t>he mysql client, as Lesson 4.0's When a Program Run Fails does for spa_setup_check: set $mysql as in Lesson 4.0, then run &amp; $mysql -u devuser -h 127.0.0.1 -P 3306 -p -e "DROP DATABASE spa_concepts" and type devuser's password (on Linux or macOS, start it with mysql instead of &amp; $mysql).</w:t>
       </w:r>
     </w:p>
     <w:p>
@@ -10680,7 +10711,10 @@
         <w:pStyle w:val="ListBullet"/>
       </w:pPr>
       <w:r>
-        <w:t>Solidity: a node has no LIKE, so it cannot choose accounts for you. Ask it about one account you name instead: in a new function, send eth_getBalance with the parameters '["0xf39Fd6e51aad88F6F4ce6aB8827279cffFb92266", "latest"]', log Balance of the address and a colon, then log the answer, read with vm.parseJsonUint and vm.toString, indented by two spaces and followed by wei. Call it from run in place of listAccounts. "latest" means the newest block, and the answer is the balance in wei, the smallest unit of ether, as a hex number that vm.parseJsonUint reads; each test account starts with 10,000 ether. Naming an account by its address, its key, is the nearest a node comes to choosing for you.</w:t>
+        <w:t>Solidity: a node has no LIKE, so it cannot choose accounts for you. Ask it about one account you name instead: in a new function, send eth_getBalance with the parameters '["0xf39Fd6e51aad88F6F4ce6aB8827279cffFb92266", "latest"]', log Balance of the address and a colon, then log the answer, read with vm.parseJsonUint and vm.toString, indented by two spaces and followed by wei. Call it from run in place of listAccounts. "latest" means the newest block, and the answer is the balance in wei, the smallest unit o</w:t>
+      </w:r>
+      <w:r>
+        <w:t>f ether, as a hex number that vm.parseJsonUint reads; each test account starts with 10,000 ether. Naming an account by its address, its key, is the nearest a node comes to choosing for you.</w:t>
       </w:r>
     </w:p>
     <w:p>
@@ -11004,7 +11038,10 @@
     </w:p>
     <w:p>
       <w:r>
-        <w:t>Assembly, Rust, and Erlang each connected with Lesson 4.0a's code, sent SHOW DATABASES, and read its answer row by row, printing Lesson 4.1's lines word for word: Assembly with mysql_fetch_row until it returned 0, Rust with query into a Vec&lt;String&gt; and a for loop, and Erlang with lists:foreach over a list of rows. Each saw only what devuser's grant allows. Solidity showed the contrast: a contract has storage, not tables, and its mappings cannot be listed, while a forge script read a node's list of accounts in the same kind of loop. Lesson 4.2 connects to one database by name.</w:t>
+        <w:t xml:space="preserve">Assembly, Rust, and Erlang each connected with Lesson 4.0a's code, sent SHOW DATABASES, and read its answer row by row, printing Lesson 4.1's lines word for word: Assembly with mysql_fetch_row until it returned 0, Rust with query into a Vec&lt;String&gt; and a for loop, and Erlang with lists:foreach over a list of rows. Each saw only what devuser's grant allows. Solidity showed the contrast: a contract has storage, not tables, and its mappings cannot be listed, while a forge script read a node's list of accounts </w:t>
+      </w:r>
+      <w:r>
+        <w:t>in the same kind of loop. Lesson 4.2 connects to one database by name.</w:t>
       </w:r>
     </w:p>
     <w:sectPr>
@@ -11190,31 +11227,31 @@
       </w:rPr>
     </w:lvl>
   </w:abstractNum>
-  <w:num w:numId="1" w16cid:durableId="882597663">
+  <w:num w:numId="1" w16cid:durableId="2104908414">
     <w:abstractNumId w:val="8"/>
   </w:num>
-  <w:num w:numId="2" w16cid:durableId="817767313">
+  <w:num w:numId="2" w16cid:durableId="1988699668">
     <w:abstractNumId w:val="6"/>
   </w:num>
-  <w:num w:numId="3" w16cid:durableId="1085688071">
+  <w:num w:numId="3" w16cid:durableId="1243419094">
     <w:abstractNumId w:val="5"/>
   </w:num>
-  <w:num w:numId="4" w16cid:durableId="1615094487">
+  <w:num w:numId="4" w16cid:durableId="45837259">
     <w:abstractNumId w:val="4"/>
   </w:num>
-  <w:num w:numId="5" w16cid:durableId="1523284491">
+  <w:num w:numId="5" w16cid:durableId="545530017">
     <w:abstractNumId w:val="7"/>
   </w:num>
-  <w:num w:numId="6" w16cid:durableId="644548551">
+  <w:num w:numId="6" w16cid:durableId="2006516794">
     <w:abstractNumId w:val="3"/>
   </w:num>
-  <w:num w:numId="7" w16cid:durableId="1842042629">
+  <w:num w:numId="7" w16cid:durableId="1666280663">
     <w:abstractNumId w:val="2"/>
   </w:num>
-  <w:num w:numId="8" w16cid:durableId="1349678927">
+  <w:num w:numId="8" w16cid:durableId="25176263">
     <w:abstractNumId w:val="1"/>
   </w:num>
-  <w:num w:numId="9" w16cid:durableId="1620337321">
+  <w:num w:numId="9" w16cid:durableId="64768576">
     <w:abstractNumId w:val="0"/>
   </w:num>
 </w:numbering>
